--- a/_site/python/2021-12-06-09-metodos-de-machine-learning-para-clasificacion-con-python/index.docx
+++ b/_site/python/2021-12-06-09-metodos-de-machine-learning-para-clasificacion-con-python/index.docx
@@ -217,7 +217,7 @@
         <w:t xml:space="preserve">Palabras clave</w:t>
       </w:r>
       <w:r>
-        <w:t xml:space="preserve">: keyword1, keyword2</w:t>
+        <w:t xml:space="preserve">:</w:t>
       </w:r>
     </w:p>
     <w:p>
@@ -45129,6 +45129,33 @@
         <w:t xml:space="preserve">Papers en credit scoring y risk management</w:t>
       </w:r>
     </w:p>
+    <w:p>
+      <w:r>
+        <w:pict>
+          <v:rect style="width:0;height:1.5pt" o:hralign="center" o:hrstd="t" o:hr="t"/>
+        </w:pict>
+      </w:r>
+    </w:p>
+    <w:p>
+      <w:pPr>
+        <w:pStyle w:val="FirstParagraph"/>
+      </w:pPr>
+      <w:r>
+        <w:t xml:space="preserve">tipo: fragmento</w:t>
+      </w:r>
+      <w:r>
+        <w:t xml:space="preserve"> </w:t>
+      </w:r>
+      <w:r>
+        <w:t xml:space="preserve">titulo: texto de apertura del bloque «Publicaciones similares» (incluido en cada post)</w:t>
+      </w:r>
+      <w:r>
+        <w:t xml:space="preserve"> </w:t>
+      </w:r>
+      <w:r>
+        <w:t xml:space="preserve">—</w:t>
+      </w:r>
+    </w:p>
     <w:bookmarkEnd w:id="121"/>
     <w:bookmarkStart w:id="150" w:name="publicaciones-similares"/>
     <w:p>
@@ -45442,8 +45469,35 @@
       </w:hyperlink>
     </w:p>
     <w:p>
+      <w:r>
+        <w:pict>
+          <v:rect style="width:0;height:1.5pt" o:hralign="center" o:hrstd="t" o:hr="t"/>
+        </w:pict>
+      </w:r>
+    </w:p>
+    <w:p>
       <w:pPr>
         <w:pStyle w:val="FirstParagraph"/>
+      </w:pPr>
+      <w:r>
+        <w:t xml:space="preserve">tipo: fragmento</w:t>
+      </w:r>
+      <w:r>
+        <w:t xml:space="preserve"> </w:t>
+      </w:r>
+      <w:r>
+        <w:t xml:space="preserve">titulo: texto de cierre del bloque «Publicaciones similares» (incluido en cada post)</w:t>
+      </w:r>
+      <w:r>
+        <w:t xml:space="preserve"> </w:t>
+      </w:r>
+      <w:r>
+        <w:t xml:space="preserve">—</w:t>
+      </w:r>
+    </w:p>
+    <w:p>
+      <w:pPr>
+        <w:pStyle w:val="BodyText"/>
       </w:pPr>
       <w:r>
         <w:t xml:space="preserve">Esperamos que encuentres estas publicaciones igualmente interesantes y útiles. ¡Disfruta de la lectura!</w:t>

--- a/_site/python/2021-12-06-09-metodos-de-machine-learning-para-clasificacion-con-python/index.docx
+++ b/_site/python/2021-12-06-09-metodos-de-machine-learning-para-clasificacion-con-python/index.docx
@@ -45129,33 +45129,6 @@
         <w:t xml:space="preserve">Papers en credit scoring y risk management</w:t>
       </w:r>
     </w:p>
-    <w:p>
-      <w:r>
-        <w:pict>
-          <v:rect style="width:0;height:1.5pt" o:hralign="center" o:hrstd="t" o:hr="t"/>
-        </w:pict>
-      </w:r>
-    </w:p>
-    <w:p>
-      <w:pPr>
-        <w:pStyle w:val="FirstParagraph"/>
-      </w:pPr>
-      <w:r>
-        <w:t xml:space="preserve">tipo: fragmento</w:t>
-      </w:r>
-      <w:r>
-        <w:t xml:space="preserve"> </w:t>
-      </w:r>
-      <w:r>
-        <w:t xml:space="preserve">titulo: texto de apertura del bloque «Publicaciones similares» (incluido en cada post)</w:t>
-      </w:r>
-      <w:r>
-        <w:t xml:space="preserve"> </w:t>
-      </w:r>
-      <w:r>
-        <w:t xml:space="preserve">—</w:t>
-      </w:r>
-    </w:p>
     <w:bookmarkEnd w:id="121"/>
     <w:bookmarkStart w:id="150" w:name="publicaciones-similares"/>
     <w:p>
@@ -45469,35 +45442,8 @@
       </w:hyperlink>
     </w:p>
     <w:p>
-      <w:r>
-        <w:pict>
-          <v:rect style="width:0;height:1.5pt" o:hralign="center" o:hrstd="t" o:hr="t"/>
-        </w:pict>
-      </w:r>
-    </w:p>
-    <w:p>
       <w:pPr>
         <w:pStyle w:val="FirstParagraph"/>
-      </w:pPr>
-      <w:r>
-        <w:t xml:space="preserve">tipo: fragmento</w:t>
-      </w:r>
-      <w:r>
-        <w:t xml:space="preserve"> </w:t>
-      </w:r>
-      <w:r>
-        <w:t xml:space="preserve">titulo: texto de cierre del bloque «Publicaciones similares» (incluido en cada post)</w:t>
-      </w:r>
-      <w:r>
-        <w:t xml:space="preserve"> </w:t>
-      </w:r>
-      <w:r>
-        <w:t xml:space="preserve">—</w:t>
-      </w:r>
-    </w:p>
-    <w:p>
-      <w:pPr>
-        <w:pStyle w:val="BodyText"/>
       </w:pPr>
       <w:r>
         <w:t xml:space="preserve">Esperamos que encuentres estas publicaciones igualmente interesantes y útiles. ¡Disfruta de la lectura!</w:t>

--- a/_site/python/2021-12-06-09-metodos-de-machine-learning-para-clasificacion-con-python/index.docx
+++ b/_site/python/2021-12-06-09-metodos-de-machine-learning-para-clasificacion-con-python/index.docx
@@ -45130,7 +45130,7 @@
       </w:r>
     </w:p>
     <w:bookmarkEnd w:id="121"/>
-    <w:bookmarkStart w:id="150" w:name="publicaciones-similares"/>
+    <w:bookmarkStart w:id="148" w:name="publicaciones-similares"/>
     <w:p>
       <w:pPr>
         <w:pStyle w:val="Heading1"/>
@@ -45416,27 +45416,6 @@
           <w:rPr>
             <w:rStyle w:val="Hyperlink"/>
           </w:rPr>
-          <w:t xml:space="preserve">11 Validacion Cruzada Y Composicion Del Modelo Con Python</w:t>
-        </w:r>
-      </w:hyperlink>
-    </w:p>
-    <w:p>
-      <w:pPr>
-        <w:pStyle w:val="Compact"/>
-        <w:numPr>
-          <w:ilvl w:val="0"/>
-          <w:numId w:val="1057"/>
-        </w:numPr>
-      </w:pPr>
-      <w:hyperlink r:id="rId148"/>
-      <w:r>
-        <w:t xml:space="preserve"> </w:t>
-      </w:r>
-      <w:hyperlink r:id="rId149">
-        <w:r>
-          <w:rPr>
-            <w:rStyle w:val="Hyperlink"/>
-          </w:rPr>
           <w:t xml:space="preserve">Visualizacion De Datos Con Python</w:t>
         </w:r>
       </w:hyperlink>
@@ -45449,7 +45428,7 @@
         <w:t xml:space="preserve">Esperamos que encuentres estas publicaciones igualmente interesantes y útiles. ¡Disfruta de la lectura!</w:t>
       </w:r>
     </w:p>
-    <w:bookmarkEnd w:id="150"/>
+    <w:bookmarkEnd w:id="148"/>
     <w:sectPr>
       <w:headerReference r:id="rId8" w:type="even"/>
       <w:headerReference r:id="rId9" w:type="default"/>

--- a/_site/python/2021-12-06-09-metodos-de-machine-learning-para-clasificacion-con-python/index.docx
+++ b/_site/python/2021-12-06-09-metodos-de-machine-learning-para-clasificacion-con-python/index.docx
@@ -217,7 +217,7 @@
         <w:t xml:space="preserve">Palabras clave</w:t>
       </w:r>
       <w:r>
-        <w:t xml:space="preserve">:</w:t>
+        <w:t xml:space="preserve">: keyword1, keyword2</w:t>
       </w:r>
     </w:p>
     <w:p>
@@ -244,7 +244,7 @@
       </w:r>
     </w:p>
     <w:bookmarkEnd w:id="28"/>
-    <w:bookmarkStart w:id="32" w:name="introducción-al-aprendizaje-supervisado"/>
+    <w:bookmarkStart w:id="35" w:name="introducción-al-aprendizaje-supervisado"/>
     <w:p>
       <w:pPr>
         <w:pStyle w:val="Heading1"/>
@@ -834,6 +834,17 @@
           <w:rStyle w:val="NormalTok"/>
         </w:rPr>
         <w:t xml:space="preserve">)</w:t>
+      </w:r>
+    </w:p>
+    <w:p>
+      <w:pPr>
+        <w:pStyle w:val="SourceCode"/>
+      </w:pPr>
+      <w:r>
+        <w:rPr>
+          <w:rStyle w:val="VerbatimChar"/>
+        </w:rPr>
+        <w:t xml:space="preserve">Librerías importadas exitosamente</w:t>
       </w:r>
     </w:p>
     <w:bookmarkEnd w:id="29"/>
@@ -1073,8 +1084,202 @@
         <w:t xml:space="preserve">)</w:t>
       </w:r>
     </w:p>
+    <w:p>
+      <w:pPr>
+        <w:pStyle w:val="SourceCode"/>
+      </w:pPr>
+      <w:r>
+        <w:br/>
+      </w:r>
+      <w:r>
+        <w:rPr>
+          <w:rStyle w:val="VerbatimChar"/>
+        </w:rPr>
+        <w:t xml:space="preserve">TIPOS DE PROBLEMAS DE CLASIFICACIÓN</w:t>
+      </w:r>
+      <w:r>
+        <w:br/>
+      </w:r>
+      <w:r>
+        <w:br/>
+      </w:r>
+      <w:r>
+        <w:rPr>
+          <w:rStyle w:val="VerbatimChar"/>
+        </w:rPr>
+        <w:t xml:space="preserve">1. CLASIFICACIÓN BINARIA</w:t>
+      </w:r>
+      <w:r>
+        <w:br/>
+      </w:r>
+      <w:r>
+        <w:rPr>
+          <w:rStyle w:val="VerbatimChar"/>
+        </w:rPr>
+        <w:t xml:space="preserve">   - Dos clases posibles</w:t>
+      </w:r>
+      <w:r>
+        <w:br/>
+      </w:r>
+      <w:r>
+        <w:rPr>
+          <w:rStyle w:val="VerbatimChar"/>
+        </w:rPr>
+        <w:t xml:space="preserve">   - Ejemplos económicos:</w:t>
+      </w:r>
+      <w:r>
+        <w:br/>
+      </w:r>
+      <w:r>
+        <w:rPr>
+          <w:rStyle w:val="VerbatimChar"/>
+        </w:rPr>
+        <w:t xml:space="preserve">     * Aprobado/Rechazado (crédito)</w:t>
+      </w:r>
+      <w:r>
+        <w:br/>
+      </w:r>
+      <w:r>
+        <w:rPr>
+          <w:rStyle w:val="VerbatimChar"/>
+        </w:rPr>
+        <w:t xml:space="preserve">     * Paga/No paga (incumplimiento)</w:t>
+      </w:r>
+      <w:r>
+        <w:br/>
+      </w:r>
+      <w:r>
+        <w:rPr>
+          <w:rStyle w:val="VerbatimChar"/>
+        </w:rPr>
+        <w:t xml:space="preserve">     * Éxito/Fracaso (empresa)</w:t>
+      </w:r>
+      <w:r>
+        <w:br/>
+      </w:r>
+      <w:r>
+        <w:rPr>
+          <w:rStyle w:val="VerbatimChar"/>
+        </w:rPr>
+        <w:t xml:space="preserve">     * Compra/No compra (marketing)</w:t>
+      </w:r>
+      <w:r>
+        <w:br/>
+      </w:r>
+      <w:r>
+        <w:br/>
+      </w:r>
+      <w:r>
+        <w:rPr>
+          <w:rStyle w:val="VerbatimChar"/>
+        </w:rPr>
+        <w:t xml:space="preserve">2. CLASIFICACIÓN MULTI-CLASE</w:t>
+      </w:r>
+      <w:r>
+        <w:br/>
+      </w:r>
+      <w:r>
+        <w:rPr>
+          <w:rStyle w:val="VerbatimChar"/>
+        </w:rPr>
+        <w:t xml:space="preserve">   - Más de dos clases</w:t>
+      </w:r>
+      <w:r>
+        <w:br/>
+      </w:r>
+      <w:r>
+        <w:rPr>
+          <w:rStyle w:val="VerbatimChar"/>
+        </w:rPr>
+        <w:t xml:space="preserve">   - Ejemplos económicos:</w:t>
+      </w:r>
+      <w:r>
+        <w:br/>
+      </w:r>
+      <w:r>
+        <w:rPr>
+          <w:rStyle w:val="VerbatimChar"/>
+        </w:rPr>
+        <w:t xml:space="preserve">     * Clasificación de riesgo (AAA, AA, A, BBB, etc.)</w:t>
+      </w:r>
+      <w:r>
+        <w:br/>
+      </w:r>
+      <w:r>
+        <w:rPr>
+          <w:rStyle w:val="VerbatimChar"/>
+        </w:rPr>
+        <w:t xml:space="preserve">     * Segmentación de clientes (bajo, medio, alto valor)</w:t>
+      </w:r>
+      <w:r>
+        <w:br/>
+      </w:r>
+      <w:r>
+        <w:rPr>
+          <w:rStyle w:val="VerbatimChar"/>
+        </w:rPr>
+        <w:t xml:space="preserve">     * Categorías de productos</w:t>
+      </w:r>
+      <w:r>
+        <w:br/>
+      </w:r>
+      <w:r>
+        <w:rPr>
+          <w:rStyle w:val="VerbatimChar"/>
+        </w:rPr>
+        <w:t xml:space="preserve">     * Niveles socioeconómicos (A, B, C, D, E)</w:t>
+      </w:r>
+      <w:r>
+        <w:br/>
+      </w:r>
+      <w:r>
+        <w:br/>
+      </w:r>
+      <w:r>
+        <w:rPr>
+          <w:rStyle w:val="VerbatimChar"/>
+        </w:rPr>
+        <w:t xml:space="preserve">3. CLASIFICACIÓN MULTI-ETIQUETA</w:t>
+      </w:r>
+      <w:r>
+        <w:br/>
+      </w:r>
+      <w:r>
+        <w:rPr>
+          <w:rStyle w:val="VerbatimChar"/>
+        </w:rPr>
+        <w:t xml:space="preserve">   - Múltiples etiquetas simultáneas</w:t>
+      </w:r>
+      <w:r>
+        <w:br/>
+      </w:r>
+      <w:r>
+        <w:rPr>
+          <w:rStyle w:val="VerbatimChar"/>
+        </w:rPr>
+        <w:t xml:space="preserve">   - Ejemplos económicos:</w:t>
+      </w:r>
+      <w:r>
+        <w:br/>
+      </w:r>
+      <w:r>
+        <w:rPr>
+          <w:rStyle w:val="VerbatimChar"/>
+        </w:rPr>
+        <w:t xml:space="preserve">     * Características de consumidor (múltiples intereses)</w:t>
+      </w:r>
+      <w:r>
+        <w:br/>
+      </w:r>
+      <w:r>
+        <w:rPr>
+          <w:rStyle w:val="VerbatimChar"/>
+        </w:rPr>
+        <w:t xml:space="preserve">     * Atributos de producto (múltiples categorías)</w:t>
+      </w:r>
+    </w:p>
     <w:bookmarkEnd w:id="30"/>
-    <w:bookmarkStart w:id="31" w:name="dataset-de-ejemplo-iris"/>
+    <w:bookmarkStart w:id="34" w:name="dataset-de-ejemplo-iris"/>
     <w:p>
       <w:pPr>
         <w:pStyle w:val="Heading2"/>
@@ -2081,9 +2286,259 @@
         <w:t xml:space="preserve">)</w:t>
       </w:r>
     </w:p>
-    <w:bookmarkEnd w:id="31"/>
-    <w:bookmarkEnd w:id="32"/>
-    <w:bookmarkStart w:id="46" w:name="regresión-logística"/>
+    <w:p>
+      <w:pPr>
+        <w:pStyle w:val="SourceCode"/>
+      </w:pPr>
+      <w:r>
+        <w:rPr>
+          <w:rStyle w:val="VerbatimChar"/>
+        </w:rPr>
+        <w:t xml:space="preserve">Dataset Iris:</w:t>
+      </w:r>
+      <w:r>
+        <w:br/>
+      </w:r>
+      <w:r>
+        <w:rPr>
+          <w:rStyle w:val="VerbatimChar"/>
+        </w:rPr>
+        <w:t xml:space="preserve">   sepal length (cm)  sepal width (cm)  petal length (cm)  petal width (cm)  \</w:t>
+      </w:r>
+      <w:r>
+        <w:br/>
+      </w:r>
+      <w:r>
+        <w:rPr>
+          <w:rStyle w:val="VerbatimChar"/>
+        </w:rPr>
+        <w:t xml:space="preserve">0                5.1               3.5                1.4               0.2   </w:t>
+      </w:r>
+      <w:r>
+        <w:br/>
+      </w:r>
+      <w:r>
+        <w:rPr>
+          <w:rStyle w:val="VerbatimChar"/>
+        </w:rPr>
+        <w:t xml:space="preserve">1                4.9               3.0                1.4               0.2   </w:t>
+      </w:r>
+      <w:r>
+        <w:br/>
+      </w:r>
+      <w:r>
+        <w:rPr>
+          <w:rStyle w:val="VerbatimChar"/>
+        </w:rPr>
+        <w:t xml:space="preserve">2                4.7               3.2                1.3               0.2   </w:t>
+      </w:r>
+      <w:r>
+        <w:br/>
+      </w:r>
+      <w:r>
+        <w:rPr>
+          <w:rStyle w:val="VerbatimChar"/>
+        </w:rPr>
+        <w:t xml:space="preserve">3                4.6               3.1                1.5               0.2   </w:t>
+      </w:r>
+      <w:r>
+        <w:br/>
+      </w:r>
+      <w:r>
+        <w:rPr>
+          <w:rStyle w:val="VerbatimChar"/>
+        </w:rPr>
+        <w:t xml:space="preserve">4                5.0               3.6                1.4               0.2   </w:t>
+      </w:r>
+      <w:r>
+        <w:br/>
+      </w:r>
+      <w:r>
+        <w:br/>
+      </w:r>
+      <w:r>
+        <w:rPr>
+          <w:rStyle w:val="VerbatimChar"/>
+        </w:rPr>
+        <w:t xml:space="preserve">   especie especie_nombre  </w:t>
+      </w:r>
+      <w:r>
+        <w:br/>
+      </w:r>
+      <w:r>
+        <w:rPr>
+          <w:rStyle w:val="VerbatimChar"/>
+        </w:rPr>
+        <w:t xml:space="preserve">0        0         Setosa  </w:t>
+      </w:r>
+      <w:r>
+        <w:br/>
+      </w:r>
+      <w:r>
+        <w:rPr>
+          <w:rStyle w:val="VerbatimChar"/>
+        </w:rPr>
+        <w:t xml:space="preserve">1        0         Setosa  </w:t>
+      </w:r>
+      <w:r>
+        <w:br/>
+      </w:r>
+      <w:r>
+        <w:rPr>
+          <w:rStyle w:val="VerbatimChar"/>
+        </w:rPr>
+        <w:t xml:space="preserve">2        0         Setosa  </w:t>
+      </w:r>
+      <w:r>
+        <w:br/>
+      </w:r>
+      <w:r>
+        <w:rPr>
+          <w:rStyle w:val="VerbatimChar"/>
+        </w:rPr>
+        <w:t xml:space="preserve">3        0         Setosa  </w:t>
+      </w:r>
+      <w:r>
+        <w:br/>
+      </w:r>
+      <w:r>
+        <w:rPr>
+          <w:rStyle w:val="VerbatimChar"/>
+        </w:rPr>
+        <w:t xml:space="preserve">4        0         Setosa  </w:t>
+      </w:r>
+      <w:r>
+        <w:br/>
+      </w:r>
+      <w:r>
+        <w:br/>
+      </w:r>
+      <w:r>
+        <w:rPr>
+          <w:rStyle w:val="VerbatimChar"/>
+        </w:rPr>
+        <w:t xml:space="preserve">Forma: (150, 6)</w:t>
+      </w:r>
+      <w:r>
+        <w:br/>
+      </w:r>
+      <w:r>
+        <w:br/>
+      </w:r>
+      <w:r>
+        <w:rPr>
+          <w:rStyle w:val="VerbatimChar"/>
+        </w:rPr>
+        <w:t xml:space="preserve">Distribución de especies:</w:t>
+      </w:r>
+      <w:r>
+        <w:br/>
+      </w:r>
+      <w:r>
+        <w:rPr>
+          <w:rStyle w:val="VerbatimChar"/>
+        </w:rPr>
+        <w:t xml:space="preserve">especie_nombre</w:t>
+      </w:r>
+      <w:r>
+        <w:br/>
+      </w:r>
+      <w:r>
+        <w:rPr>
+          <w:rStyle w:val="VerbatimChar"/>
+        </w:rPr>
+        <w:t xml:space="preserve">Setosa        50</w:t>
+      </w:r>
+      <w:r>
+        <w:br/>
+      </w:r>
+      <w:r>
+        <w:rPr>
+          <w:rStyle w:val="VerbatimChar"/>
+        </w:rPr>
+        <w:t xml:space="preserve">Versicolor    50</w:t>
+      </w:r>
+      <w:r>
+        <w:br/>
+      </w:r>
+      <w:r>
+        <w:rPr>
+          <w:rStyle w:val="VerbatimChar"/>
+        </w:rPr>
+        <w:t xml:space="preserve">Virginica     50</w:t>
+      </w:r>
+      <w:r>
+        <w:br/>
+      </w:r>
+      <w:r>
+        <w:rPr>
+          <w:rStyle w:val="VerbatimChar"/>
+        </w:rPr>
+        <w:t xml:space="preserve">Name: count, dtype: int64</w:t>
+      </w:r>
+      <w:r>
+        <w:br/>
+      </w:r>
+      <w:r>
+        <w:br/>
+      </w:r>
+      <w:r>
+        <w:rPr>
+          <w:rStyle w:val="VerbatimChar"/>
+        </w:rPr>
+        <w:t xml:space="preserve">Gráfico guardado como 'iris_scatter.png'</w:t>
+      </w:r>
+    </w:p>
+    <w:p>
+      <w:pPr>
+        <w:pStyle w:val="FirstParagraph"/>
+      </w:pPr>
+      <w:r>
+        <w:drawing>
+          <wp:inline>
+            <wp:extent cx="5943600" cy="3821941"/>
+            <wp:effectExtent b="0" l="0" r="0" t="0"/>
+            <wp:docPr descr="" title="" id="32" name="Picture"/>
+            <a:graphic>
+              <a:graphicData uri="http://schemas.openxmlformats.org/drawingml/2006/picture">
+                <pic:pic>
+                  <pic:nvPicPr>
+                    <pic:cNvPr descr="index_files/figure-docx/cell-4-output-2.png" id="33" name="Picture"/>
+                    <pic:cNvPicPr>
+                      <a:picLocks noChangeArrowheads="1" noChangeAspect="1"/>
+                    </pic:cNvPicPr>
+                  </pic:nvPicPr>
+                  <pic:blipFill>
+                    <a:blip r:embed="rId31"/>
+                    <a:stretch>
+                      <a:fillRect/>
+                    </a:stretch>
+                  </pic:blipFill>
+                  <pic:spPr bwMode="auto">
+                    <a:xfrm>
+                      <a:off x="0" y="0"/>
+                      <a:ext cx="5943600" cy="3821941"/>
+                    </a:xfrm>
+                    <a:prstGeom prst="rect">
+                      <a:avLst/>
+                    </a:prstGeom>
+                    <a:noFill/>
+                    <a:ln w="9525">
+                      <a:noFill/>
+                      <a:headEnd/>
+                      <a:tailEnd/>
+                    </a:ln>
+                  </pic:spPr>
+                </pic:pic>
+              </a:graphicData>
+            </a:graphic>
+          </wp:inline>
+        </w:drawing>
+      </w:r>
+    </w:p>
+    <w:bookmarkEnd w:id="34"/>
+    <w:bookmarkEnd w:id="35"/>
+    <w:bookmarkStart w:id="52" w:name="regresión-logística"/>
     <w:p>
       <w:pPr>
         <w:pStyle w:val="Heading1"/>
@@ -2092,7 +2547,7 @@
         <w:t xml:space="preserve">2. Regresión logística</w:t>
       </w:r>
     </w:p>
-    <w:bookmarkStart w:id="42" w:name="fundamento-matemático"/>
+    <w:bookmarkStart w:id="45" w:name="fundamento-matemático"/>
     <w:p>
       <w:pPr>
         <w:pStyle w:val="Heading2"/>
@@ -2118,7 +2573,7 @@
         <w:t xml:space="preserve">, es un algoritmo de clasificación que predice probabilidades de pertenencia a clases mediante una transformación no lineal de una combinación lineal de características.</w:t>
       </w:r>
     </w:p>
-    <w:bookmarkStart w:id="33" w:name="modelo-de-probabilidad"/>
+    <w:bookmarkStart w:id="36" w:name="modelo-de-probabilidad"/>
     <w:p>
       <w:pPr>
         <w:pStyle w:val="Heading3"/>
@@ -2771,8 +3226,8 @@
         <w:t xml:space="preserve">.</w:t>
       </w:r>
     </w:p>
-    <w:bookmarkEnd w:id="33"/>
-    <w:bookmarkStart w:id="34" w:name="función-sigmoide"/>
+    <w:bookmarkEnd w:id="36"/>
+    <w:bookmarkStart w:id="37" w:name="función-sigmoide"/>
     <w:p>
       <w:pPr>
         <w:pStyle w:val="Heading3"/>
@@ -3412,8 +3867,8 @@
         <w:t xml:space="preserve">Esta propiedad simplifica el cálculo de gradientes.</w:t>
       </w:r>
     </w:p>
-    <w:bookmarkEnd w:id="34"/>
-    <w:bookmarkStart w:id="35" w:name="odds-y-log-odds-logit"/>
+    <w:bookmarkEnd w:id="37"/>
+    <w:bookmarkStart w:id="38" w:name="odds-y-log-odds-logit"/>
     <w:p>
       <w:pPr>
         <w:pStyle w:val="Heading3"/>
@@ -3841,8 +4296,8 @@
         <w:t xml:space="preserve">: El modelo es lineal en el log-odds, no en la probabilidad misma.</w:t>
       </w:r>
     </w:p>
-    <w:bookmarkEnd w:id="35"/>
-    <w:bookmarkStart w:id="36" w:name="interpretación-de-coeficientes"/>
+    <w:bookmarkEnd w:id="38"/>
+    <w:bookmarkStart w:id="39" w:name="interpretación-de-coeficientes"/>
     <w:p>
       <w:pPr>
         <w:pStyle w:val="Heading3"/>
@@ -4463,8 +4918,8 @@
         <w:t xml:space="preserve">El efecto no es constante; depende del nivel de probabilidad actual.</w:t>
       </w:r>
     </w:p>
-    <w:bookmarkEnd w:id="36"/>
-    <w:bookmarkStart w:id="37" w:name="estimación-maximum-likelihood"/>
+    <w:bookmarkEnd w:id="39"/>
+    <w:bookmarkStart w:id="40" w:name="estimación-maximum-likelihood"/>
     <w:p>
       <w:pPr>
         <w:pStyle w:val="Heading3"/>
@@ -5024,8 +5479,8 @@
         </m:oMath>
       </m:oMathPara>
     </w:p>
-    <w:bookmarkEnd w:id="37"/>
-    <w:bookmarkStart w:id="38" w:name="frontera-de-decisión"/>
+    <w:bookmarkEnd w:id="40"/>
+    <w:bookmarkStart w:id="41" w:name="frontera-de-decisión"/>
     <w:p>
       <w:pPr>
         <w:pStyle w:val="Heading3"/>
@@ -5209,8 +5664,8 @@
         <w:t xml:space="preserve">(hiperplano).</w:t>
       </w:r>
     </w:p>
-    <w:bookmarkEnd w:id="38"/>
-    <w:bookmarkStart w:id="39" w:name="ventajas"/>
+    <w:bookmarkEnd w:id="41"/>
+    <w:bookmarkStart w:id="42" w:name="ventajas"/>
     <w:p>
       <w:pPr>
         <w:pStyle w:val="Heading3"/>
@@ -5279,8 +5734,8 @@
         <w:t xml:space="preserve">Extensible a clasificación multi-clase</w:t>
       </w:r>
     </w:p>
-    <w:bookmarkEnd w:id="39"/>
-    <w:bookmarkStart w:id="40" w:name="limitaciones"/>
+    <w:bookmarkEnd w:id="42"/>
+    <w:bookmarkStart w:id="43" w:name="limitaciones"/>
     <w:p>
       <w:pPr>
         <w:pStyle w:val="Heading3"/>
@@ -5337,8 +5792,8 @@
         <w:t xml:space="preserve">Requiere features relevantes</w:t>
       </w:r>
     </w:p>
-    <w:bookmarkEnd w:id="40"/>
-    <w:bookmarkStart w:id="41" w:name="aplicaciones-económicas"/>
+    <w:bookmarkEnd w:id="43"/>
+    <w:bookmarkStart w:id="44" w:name="aplicaciones-económicas"/>
     <w:p>
       <w:pPr>
         <w:pStyle w:val="Heading3"/>
@@ -5419,9 +5874,9 @@
         <w:t xml:space="preserve">Éxito de startups</w:t>
       </w:r>
     </w:p>
-    <w:bookmarkEnd w:id="41"/>
-    <w:bookmarkEnd w:id="42"/>
-    <w:bookmarkStart w:id="43" w:name="implementación"/>
+    <w:bookmarkEnd w:id="44"/>
+    <w:bookmarkEnd w:id="45"/>
+    <w:bookmarkStart w:id="46" w:name="implementación"/>
     <w:p>
       <w:pPr>
         <w:pStyle w:val="Heading2"/>
@@ -6431,8 +6886,118 @@
         <w:t xml:space="preserve">)</w:t>
       </w:r>
     </w:p>
-    <w:bookmarkEnd w:id="43"/>
-    <w:bookmarkStart w:id="44" w:name="predicción-e-interpretación"/>
+    <w:p>
+      <w:pPr>
+        <w:pStyle w:val="SourceCode"/>
+      </w:pPr>
+      <w:r>
+        <w:rPr>
+          <w:rStyle w:val="VerbatimChar"/>
+        </w:rPr>
+        <w:t xml:space="preserve">Conjunto de entrenamiento: 105 muestras</w:t>
+      </w:r>
+      <w:r>
+        <w:br/>
+      </w:r>
+      <w:r>
+        <w:rPr>
+          <w:rStyle w:val="VerbatimChar"/>
+        </w:rPr>
+        <w:t xml:space="preserve">Conjunto de prueba: 45 muestras</w:t>
+      </w:r>
+      <w:r>
+        <w:br/>
+      </w:r>
+      <w:r>
+        <w:br/>
+      </w:r>
+      <w:r>
+        <w:rPr>
+          <w:rStyle w:val="VerbatimChar"/>
+        </w:rPr>
+        <w:t xml:space="preserve">Distribución en entrenamiento:</w:t>
+      </w:r>
+      <w:r>
+        <w:br/>
+      </w:r>
+      <w:r>
+        <w:rPr>
+          <w:rStyle w:val="VerbatimChar"/>
+        </w:rPr>
+        <w:t xml:space="preserve">  Clase 0 (No Virginica): 68</w:t>
+      </w:r>
+      <w:r>
+        <w:br/>
+      </w:r>
+      <w:r>
+        <w:rPr>
+          <w:rStyle w:val="VerbatimChar"/>
+        </w:rPr>
+        <w:t xml:space="preserve">  Clase 1 (Virginica): 37</w:t>
+      </w:r>
+      <w:r>
+        <w:br/>
+      </w:r>
+      <w:r>
+        <w:br/>
+      </w:r>
+      <w:r>
+        <w:br/>
+      </w:r>
+      <w:r>
+        <w:rPr>
+          <w:rStyle w:val="VerbatimChar"/>
+        </w:rPr>
+        <w:t xml:space="preserve">MODELO ENTRENADO</w:t>
+      </w:r>
+      <w:r>
+        <w:br/>
+      </w:r>
+      <w:r>
+        <w:rPr>
+          <w:rStyle w:val="VerbatimChar"/>
+        </w:rPr>
+        <w:t xml:space="preserve">======================================================================</w:t>
+      </w:r>
+      <w:r>
+        <w:br/>
+      </w:r>
+      <w:r>
+        <w:rPr>
+          <w:rStyle w:val="VerbatimChar"/>
+        </w:rPr>
+        <w:t xml:space="preserve">Intercepto (β₀): -12.3391</w:t>
+      </w:r>
+      <w:r>
+        <w:br/>
+      </w:r>
+      <w:r>
+        <w:rPr>
+          <w:rStyle w:val="VerbatimChar"/>
+        </w:rPr>
+        <w:t xml:space="preserve">Coeficientes:</w:t>
+      </w:r>
+      <w:r>
+        <w:br/>
+      </w:r>
+      <w:r>
+        <w:rPr>
+          <w:rStyle w:val="VerbatimChar"/>
+        </w:rPr>
+        <w:t xml:space="preserve">  β₁ (largo sépalo): 2.0623</w:t>
+      </w:r>
+      <w:r>
+        <w:br/>
+      </w:r>
+      <w:r>
+        <w:rPr>
+          <w:rStyle w:val="VerbatimChar"/>
+        </w:rPr>
+        <w:t xml:space="preserve">  β₂ (ancho sépalo): -0.2043</w:t>
+      </w:r>
+    </w:p>
+    <w:bookmarkEnd w:id="46"/>
+    <w:bookmarkStart w:id="47" w:name="predicción-e-interpretación"/>
     <w:p>
       <w:pPr>
         <w:pStyle w:val="Heading2"/>
@@ -7385,8 +7950,169 @@
         <w:t xml:space="preserve">)</w:t>
       </w:r>
     </w:p>
-    <w:bookmarkEnd w:id="44"/>
-    <w:bookmarkStart w:id="45" w:name="visualización-del-modelo"/>
+    <w:p>
+      <w:pPr>
+        <w:pStyle w:val="SourceCode"/>
+      </w:pPr>
+      <w:r>
+        <w:br/>
+      </w:r>
+      <w:r>
+        <w:rPr>
+          <w:rStyle w:val="VerbatimChar"/>
+        </w:rPr>
+        <w:t xml:space="preserve">Accuracy en test: 0.8667 (86.7%)</w:t>
+      </w:r>
+      <w:r>
+        <w:br/>
+      </w:r>
+      <w:r>
+        <w:br/>
+      </w:r>
+      <w:r>
+        <w:rPr>
+          <w:rStyle w:val="VerbatimChar"/>
+        </w:rPr>
+        <w:t xml:space="preserve">Matriz de confusión:</w:t>
+      </w:r>
+      <w:r>
+        <w:br/>
+      </w:r>
+      <w:r>
+        <w:rPr>
+          <w:rStyle w:val="VerbatimChar"/>
+        </w:rPr>
+        <w:t xml:space="preserve">[[28  4]</w:t>
+      </w:r>
+      <w:r>
+        <w:br/>
+      </w:r>
+      <w:r>
+        <w:rPr>
+          <w:rStyle w:val="VerbatimChar"/>
+        </w:rPr>
+        <w:t xml:space="preserve"> [ 2 11]]</w:t>
+      </w:r>
+      <w:r>
+        <w:br/>
+      </w:r>
+      <w:r>
+        <w:br/>
+      </w:r>
+      <w:r>
+        <w:rPr>
+          <w:rStyle w:val="VerbatimChar"/>
+        </w:rPr>
+        <w:t xml:space="preserve">Reporte de clasificación:</w:t>
+      </w:r>
+      <w:r>
+        <w:br/>
+      </w:r>
+      <w:r>
+        <w:rPr>
+          <w:rStyle w:val="VerbatimChar"/>
+        </w:rPr>
+        <w:t xml:space="preserve">              precision    recall  f1-score   support</w:t>
+      </w:r>
+      <w:r>
+        <w:br/>
+      </w:r>
+      <w:r>
+        <w:br/>
+      </w:r>
+      <w:r>
+        <w:rPr>
+          <w:rStyle w:val="VerbatimChar"/>
+        </w:rPr>
+        <w:t xml:space="preserve">No Virginica       0.93      0.88      0.90        32</w:t>
+      </w:r>
+      <w:r>
+        <w:br/>
+      </w:r>
+      <w:r>
+        <w:rPr>
+          <w:rStyle w:val="VerbatimChar"/>
+        </w:rPr>
+        <w:t xml:space="preserve">   Virginica       0.73      0.85      0.79        13</w:t>
+      </w:r>
+      <w:r>
+        <w:br/>
+      </w:r>
+      <w:r>
+        <w:br/>
+      </w:r>
+      <w:r>
+        <w:rPr>
+          <w:rStyle w:val="VerbatimChar"/>
+        </w:rPr>
+        <w:t xml:space="preserve">    accuracy                           0.87        45</w:t>
+      </w:r>
+      <w:r>
+        <w:br/>
+      </w:r>
+      <w:r>
+        <w:rPr>
+          <w:rStyle w:val="VerbatimChar"/>
+        </w:rPr>
+        <w:t xml:space="preserve">   macro avg       0.83      0.86      0.84        45</w:t>
+      </w:r>
+      <w:r>
+        <w:br/>
+      </w:r>
+      <w:r>
+        <w:rPr>
+          <w:rStyle w:val="VerbatimChar"/>
+        </w:rPr>
+        <w:t xml:space="preserve">weighted avg       0.88      0.87      0.87        45</w:t>
+      </w:r>
+      <w:r>
+        <w:br/>
+      </w:r>
+      <w:r>
+        <w:br/>
+      </w:r>
+      <w:r>
+        <w:br/>
+      </w:r>
+      <w:r>
+        <w:br/>
+      </w:r>
+      <w:r>
+        <w:rPr>
+          <w:rStyle w:val="VerbatimChar"/>
+        </w:rPr>
+        <w:t xml:space="preserve">EJEMPLO DE PREDICCIÓN</w:t>
+      </w:r>
+      <w:r>
+        <w:br/>
+      </w:r>
+      <w:r>
+        <w:rPr>
+          <w:rStyle w:val="VerbatimChar"/>
+        </w:rPr>
+        <w:t xml:space="preserve">Características: Largo=6.5 cm, Ancho=3.0 cm</w:t>
+      </w:r>
+      <w:r>
+        <w:br/>
+      </w:r>
+      <w:r>
+        <w:rPr>
+          <w:rStyle w:val="VerbatimChar"/>
+        </w:rPr>
+        <w:t xml:space="preserve">Probabilidad de ser Virginica: 0.6113 (61.1%)</w:t>
+      </w:r>
+      <w:r>
+        <w:br/>
+      </w:r>
+      <w:r>
+        <w:rPr>
+          <w:rStyle w:val="VerbatimChar"/>
+        </w:rPr>
+        <w:t xml:space="preserve">Predicción: Virginica</w:t>
+      </w:r>
+    </w:p>
+    <w:bookmarkEnd w:id="47"/>
+    <w:bookmarkStart w:id="51" w:name="visualización-del-modelo"/>
     <w:p>
       <w:pPr>
         <w:pStyle w:val="Heading2"/>
@@ -8654,9 +9380,67 @@
         <w:t xml:space="preserve">)</w:t>
       </w:r>
     </w:p>
-    <w:bookmarkEnd w:id="45"/>
-    <w:bookmarkEnd w:id="46"/>
-    <w:bookmarkStart w:id="68" w:name="k-nearest-neighbors-knn"/>
+    <w:p>
+      <w:pPr>
+        <w:pStyle w:val="SourceCode"/>
+      </w:pPr>
+      <w:r>
+        <w:rPr>
+          <w:rStyle w:val="VerbatimChar"/>
+        </w:rPr>
+        <w:t xml:space="preserve">Gráfico guardado como 'logistic_regression_boundary.png'</w:t>
+      </w:r>
+    </w:p>
+    <w:p>
+      <w:pPr>
+        <w:pStyle w:val="FirstParagraph"/>
+      </w:pPr>
+      <w:r>
+        <w:drawing>
+          <wp:inline>
+            <wp:extent cx="5943600" cy="4242230"/>
+            <wp:effectExtent b="0" l="0" r="0" t="0"/>
+            <wp:docPr descr="" title="" id="49" name="Picture"/>
+            <a:graphic>
+              <a:graphicData uri="http://schemas.openxmlformats.org/drawingml/2006/picture">
+                <pic:pic>
+                  <pic:nvPicPr>
+                    <pic:cNvPr descr="index_files/figure-docx/cell-7-output-2.png" id="50" name="Picture"/>
+                    <pic:cNvPicPr>
+                      <a:picLocks noChangeArrowheads="1" noChangeAspect="1"/>
+                    </pic:cNvPicPr>
+                  </pic:nvPicPr>
+                  <pic:blipFill>
+                    <a:blip r:embed="rId48"/>
+                    <a:stretch>
+                      <a:fillRect/>
+                    </a:stretch>
+                  </pic:blipFill>
+                  <pic:spPr bwMode="auto">
+                    <a:xfrm>
+                      <a:off x="0" y="0"/>
+                      <a:ext cx="5943600" cy="4242230"/>
+                    </a:xfrm>
+                    <a:prstGeom prst="rect">
+                      <a:avLst/>
+                    </a:prstGeom>
+                    <a:noFill/>
+                    <a:ln w="9525">
+                      <a:noFill/>
+                      <a:headEnd/>
+                      <a:tailEnd/>
+                    </a:ln>
+                  </pic:spPr>
+                </pic:pic>
+              </a:graphicData>
+            </a:graphic>
+          </wp:inline>
+        </w:drawing>
+      </w:r>
+    </w:p>
+    <w:bookmarkEnd w:id="51"/>
+    <w:bookmarkEnd w:id="52"/>
+    <w:bookmarkStart w:id="80" w:name="k-nearest-neighbors-knn"/>
     <w:p>
       <w:pPr>
         <w:pStyle w:val="Heading1"/>
@@ -8665,7 +9449,7 @@
         <w:t xml:space="preserve">3. K-Nearest Neighbors (KNN)</w:t>
       </w:r>
     </w:p>
-    <w:bookmarkStart w:id="64" w:name="fundamento-del-algoritmo"/>
+    <w:bookmarkStart w:id="70" w:name="fundamento-del-algoritmo"/>
     <w:p>
       <w:pPr>
         <w:pStyle w:val="Heading2"/>
@@ -8682,7 +9466,7 @@
         <w:t xml:space="preserve">K-Nearest Neighbors es un algoritmo de clasificación no paramétrico basado en la premisa de que observaciones similares (vecinas) tienden a pertenecer a la misma clase. Es uno de los algoritmos más simples conceptualmente, pero sorprendentemente efectivo en muchas aplicaciones.</w:t>
       </w:r>
     </w:p>
-    <w:bookmarkStart w:id="47" w:name="principio-fundamental"/>
+    <w:bookmarkStart w:id="53" w:name="principio-fundamental"/>
     <w:p>
       <w:pPr>
         <w:pStyle w:val="Heading3"/>
@@ -8734,8 +9518,8 @@
         <w:t xml:space="preserve">vecinos más cercanos en el espacio de características.</w:t>
       </w:r>
     </w:p>
-    <w:bookmarkEnd w:id="47"/>
-    <w:bookmarkStart w:id="48" w:name="definición-formal"/>
+    <w:bookmarkEnd w:id="53"/>
+    <w:bookmarkStart w:id="54" w:name="definición-formal"/>
     <w:p>
       <w:pPr>
         <w:pStyle w:val="Heading3"/>
@@ -9431,8 +10215,8 @@
         <w:t xml:space="preserve">recorre todas las clases posibles.</w:t>
       </w:r>
     </w:p>
-    <w:bookmarkEnd w:id="48"/>
-    <w:bookmarkStart w:id="49" w:name="métricas-de-distancia"/>
+    <w:bookmarkEnd w:id="54"/>
+    <w:bookmarkStart w:id="55" w:name="métricas-de-distancia"/>
     <w:p>
       <w:pPr>
         <w:pStyle w:val="Heading3"/>
@@ -10434,8 +11218,8 @@
         </m:oMath>
       </m:oMathPara>
     </w:p>
-    <w:bookmarkEnd w:id="49"/>
-    <w:bookmarkStart w:id="50" w:name="regla-de-decisión-probabilística"/>
+    <w:bookmarkEnd w:id="55"/>
+    <w:bookmarkStart w:id="56" w:name="regla-de-decisión-probabilística"/>
     <w:p>
       <w:pPr>
         <w:pStyle w:val="Heading3"/>
@@ -10661,8 +11445,8 @@
         <w:t xml:space="preserve">.</w:t>
       </w:r>
     </w:p>
-    <w:bookmarkEnd w:id="50"/>
-    <w:bookmarkStart w:id="51" w:name="versión-ponderada"/>
+    <w:bookmarkEnd w:id="56"/>
+    <w:bookmarkStart w:id="57" w:name="versión-ponderada"/>
     <w:p>
       <w:pPr>
         <w:pStyle w:val="Heading3"/>
@@ -11012,8 +11796,8 @@
         <w:t xml:space="preserve">evita división por cero. Vecinos más cercanos tienen más influencia.</w:t>
       </w:r>
     </w:p>
-    <w:bookmarkEnd w:id="51"/>
-    <w:bookmarkStart w:id="52" w:name="parámetro-k-trade-off-sesgo-varianza"/>
+    <w:bookmarkEnd w:id="57"/>
+    <w:bookmarkStart w:id="58" w:name="parámetro-k-trade-off-sesgo-varianza"/>
     <w:p>
       <w:pPr>
         <w:pStyle w:val="Heading3"/>
@@ -11217,8 +12001,8 @@
         <w:t xml:space="preserve">: Balance entre sesgo y varianza, determinado típicamente por validación cruzada.</w:t>
       </w:r>
     </w:p>
-    <w:bookmarkEnd w:id="52"/>
-    <w:bookmarkStart w:id="53" w:name="complejidad-computacional"/>
+    <w:bookmarkEnd w:id="58"/>
+    <w:bookmarkStart w:id="59" w:name="complejidad-computacional"/>
     <w:p>
       <w:pPr>
         <w:pStyle w:val="Heading3"/>
@@ -11664,8 +12448,8 @@
         <w:t xml:space="preserve">grande), estas estructuras pierden eficiencia.</w:t>
       </w:r>
     </w:p>
-    <w:bookmarkEnd w:id="53"/>
-    <w:bookmarkStart w:id="54" w:name="maldición-de-la-dimensionalidad"/>
+    <w:bookmarkEnd w:id="59"/>
+    <w:bookmarkStart w:id="60" w:name="maldición-de-la-dimensionalidad"/>
     <w:p>
       <w:pPr>
         <w:pStyle w:val="Heading3"/>
@@ -11912,8 +12696,8 @@
         <w:t xml:space="preserve">.</w:t>
       </w:r>
     </w:p>
-    <w:bookmarkEnd w:id="54"/>
-    <w:bookmarkStart w:id="55" w:name="sensibilidad-a-la-escala"/>
+    <w:bookmarkEnd w:id="60"/>
+    <w:bookmarkStart w:id="61" w:name="sensibilidad-a-la-escala"/>
     <w:p>
       <w:pPr>
         <w:pStyle w:val="Heading3"/>
@@ -12078,8 +12862,8 @@
         <w:t xml:space="preserve">Sin estandarización, el algoritmo es inválido.</w:t>
       </w:r>
     </w:p>
-    <w:bookmarkEnd w:id="55"/>
-    <w:bookmarkStart w:id="56" w:name="fronteras-de-decisión"/>
+    <w:bookmarkEnd w:id="61"/>
+    <w:bookmarkStart w:id="62" w:name="fronteras-de-decisión"/>
     <w:p>
       <w:pPr>
         <w:pStyle w:val="Heading3"/>
@@ -12196,8 +12980,8 @@
         <w:t xml:space="preserve">del conjunto de entrenamiento.</w:t>
       </w:r>
     </w:p>
-    <w:bookmarkEnd w:id="56"/>
-    <w:bookmarkStart w:id="57" w:name="propiedades-teóricas"/>
+    <w:bookmarkEnd w:id="62"/>
+    <w:bookmarkStart w:id="63" w:name="propiedades-teóricas"/>
     <w:p>
       <w:pPr>
         <w:pStyle w:val="Heading3"/>
@@ -12455,8 +13239,8 @@
         <w:t xml:space="preserve">.</w:t>
       </w:r>
     </w:p>
-    <w:bookmarkEnd w:id="57"/>
-    <w:bookmarkStart w:id="58" w:name="ventajas-1"/>
+    <w:bookmarkEnd w:id="63"/>
+    <w:bookmarkStart w:id="64" w:name="ventajas-1"/>
     <w:p>
       <w:pPr>
         <w:pStyle w:val="Heading3"/>
@@ -12579,8 +13363,8 @@
         <w:t xml:space="preserve">: Extiende naturalmente a clasificación multi-clase</w:t>
       </w:r>
     </w:p>
-    <w:bookmarkEnd w:id="58"/>
-    <w:bookmarkStart w:id="59" w:name="limitaciones-1"/>
+    <w:bookmarkEnd w:id="64"/>
+    <w:bookmarkStart w:id="65" w:name="limitaciones-1"/>
     <w:p>
       <w:pPr>
         <w:pStyle w:val="Heading3"/>
@@ -12754,8 +13538,8 @@
         <w:t xml:space="preserve">: Requiere validación cruzada</w:t>
       </w:r>
     </w:p>
-    <w:bookmarkEnd w:id="59"/>
-    <w:bookmarkStart w:id="60" w:name="selección-del-parámetro-k"/>
+    <w:bookmarkEnd w:id="65"/>
+    <w:bookmarkStart w:id="66" w:name="selección-del-parámetro-k"/>
     <w:p>
       <w:pPr>
         <w:pStyle w:val="Heading3"/>
@@ -12970,8 +13754,8 @@
         <w:t xml:space="preserve">: Probar valores impares para evitar empates en clasificación binaria.</w:t>
       </w:r>
     </w:p>
-    <w:bookmarkEnd w:id="60"/>
-    <w:bookmarkStart w:id="61" w:name="extensiones-y-variantes"/>
+    <w:bookmarkEnd w:id="66"/>
+    <w:bookmarkStart w:id="67" w:name="extensiones-y-variantes"/>
     <w:p>
       <w:pPr>
         <w:pStyle w:val="Heading3"/>
@@ -13165,8 +13949,8 @@
         <w:t xml:space="preserve">Combina KNN con regresión local.</w:t>
       </w:r>
     </w:p>
-    <w:bookmarkEnd w:id="61"/>
-    <w:bookmarkStart w:id="62" w:name="aplicaciones-en-economía"/>
+    <w:bookmarkEnd w:id="67"/>
+    <w:bookmarkStart w:id="68" w:name="aplicaciones-en-economía"/>
     <w:p>
       <w:pPr>
         <w:pStyle w:val="Heading3"/>
@@ -13283,8 +14067,8 @@
         <w:t xml:space="preserve">: Clasificar empresas basándose en empresas similares del pasado</w:t>
       </w:r>
     </w:p>
-    <w:bookmarkEnd w:id="62"/>
-    <w:bookmarkStart w:id="63" w:name="comparación-con-métodos-paramétricos"/>
+    <w:bookmarkEnd w:id="68"/>
+    <w:bookmarkStart w:id="69" w:name="comparación-con-métodos-paramétricos"/>
     <w:p>
       <w:pPr>
         <w:pStyle w:val="Heading3"/>
@@ -13553,9 +14337,9 @@
         </w:tc>
       </w:tr>
     </w:tbl>
-    <w:bookmarkEnd w:id="63"/>
-    <w:bookmarkEnd w:id="64"/>
-    <w:bookmarkStart w:id="65" w:name="implementación-1"/>
+    <w:bookmarkEnd w:id="69"/>
+    <w:bookmarkEnd w:id="70"/>
+    <w:bookmarkStart w:id="71" w:name="implementación-1"/>
     <w:p>
       <w:pPr>
         <w:pStyle w:val="Heading2"/>
@@ -14601,8 +15385,115 @@
         <w:t xml:space="preserve">)</w:t>
       </w:r>
     </w:p>
-    <w:bookmarkEnd w:id="65"/>
-    <w:bookmarkStart w:id="66" w:name="visualización-del-efecto-de-k"/>
+    <w:p>
+      <w:pPr>
+        <w:pStyle w:val="SourceCode"/>
+      </w:pPr>
+      <w:r>
+        <w:rPr>
+          <w:rStyle w:val="VerbatimChar"/>
+        </w:rPr>
+        <w:t xml:space="preserve">EVALUACIÓN DE KNN CON DIFERENTES VALORES DE K</w:t>
+      </w:r>
+      <w:r>
+        <w:br/>
+      </w:r>
+      <w:r>
+        <w:rPr>
+          <w:rStyle w:val="VerbatimChar"/>
+        </w:rPr>
+        <w:t xml:space="preserve">======================================================================</w:t>
+      </w:r>
+      <w:r>
+        <w:br/>
+      </w:r>
+      <w:r>
+        <w:rPr>
+          <w:rStyle w:val="VerbatimChar"/>
+        </w:rPr>
+        <w:t xml:space="preserve">K     Accuracy Train  Accuracy Test   Diferencia  </w:t>
+      </w:r>
+      <w:r>
+        <w:br/>
+      </w:r>
+      <w:r>
+        <w:rPr>
+          <w:rStyle w:val="VerbatimChar"/>
+        </w:rPr>
+        <w:t xml:space="preserve">----------------------------------------------------------------------</w:t>
+      </w:r>
+      <w:r>
+        <w:br/>
+      </w:r>
+      <w:r>
+        <w:rPr>
+          <w:rStyle w:val="VerbatimChar"/>
+        </w:rPr>
+        <w:t xml:space="preserve">1     0.9619          0.7111          0.2508      </w:t>
+      </w:r>
+      <w:r>
+        <w:br/>
+      </w:r>
+      <w:r>
+        <w:rPr>
+          <w:rStyle w:val="VerbatimChar"/>
+        </w:rPr>
+        <w:t xml:space="preserve">3     0.8571          0.8000          0.0571      </w:t>
+      </w:r>
+      <w:r>
+        <w:br/>
+      </w:r>
+      <w:r>
+        <w:rPr>
+          <w:rStyle w:val="VerbatimChar"/>
+        </w:rPr>
+        <w:t xml:space="preserve">5     0.8667          0.8000          0.0667      </w:t>
+      </w:r>
+      <w:r>
+        <w:br/>
+      </w:r>
+      <w:r>
+        <w:rPr>
+          <w:rStyle w:val="VerbatimChar"/>
+        </w:rPr>
+        <w:t xml:space="preserve">10    0.8190          0.7556          0.0635      </w:t>
+      </w:r>
+      <w:r>
+        <w:br/>
+      </w:r>
+      <w:r>
+        <w:rPr>
+          <w:rStyle w:val="VerbatimChar"/>
+        </w:rPr>
+        <w:t xml:space="preserve">15    0.8381          0.7111          0.1270      </w:t>
+      </w:r>
+      <w:r>
+        <w:br/>
+      </w:r>
+      <w:r>
+        <w:rPr>
+          <w:rStyle w:val="VerbatimChar"/>
+        </w:rPr>
+        <w:t xml:space="preserve">20    0.8095          0.7556          0.0540      </w:t>
+      </w:r>
+      <w:r>
+        <w:br/>
+      </w:r>
+      <w:r>
+        <w:br/>
+      </w:r>
+      <w:r>
+        <w:br/>
+      </w:r>
+      <w:r>
+        <w:rPr>
+          <w:rStyle w:val="VerbatimChar"/>
+        </w:rPr>
+        <w:t xml:space="preserve">Mejor k: 3 (mayor accuracy en test)</w:t>
+      </w:r>
+    </w:p>
+    <w:bookmarkEnd w:id="71"/>
+    <w:bookmarkStart w:id="75" w:name="visualización-del-efecto-de-k"/>
     <w:p>
       <w:pPr>
         <w:pStyle w:val="Heading2"/>
@@ -15942,8 +16833,69 @@
         <w:t xml:space="preserve">)</w:t>
       </w:r>
     </w:p>
-    <w:bookmarkEnd w:id="66"/>
-    <w:bookmarkStart w:id="67" w:name="visualización-de-fronteras-de-decisión"/>
+    <w:p>
+      <w:pPr>
+        <w:pStyle w:val="SourceCode"/>
+      </w:pPr>
+      <w:r>
+        <w:br/>
+      </w:r>
+      <w:r>
+        <w:rPr>
+          <w:rStyle w:val="VerbatimChar"/>
+        </w:rPr>
+        <w:t xml:space="preserve">Gráfico guardado como 'knn_k_selection.png'</w:t>
+      </w:r>
+    </w:p>
+    <w:p>
+      <w:pPr>
+        <w:pStyle w:val="FirstParagraph"/>
+      </w:pPr>
+      <w:r>
+        <w:drawing>
+          <wp:inline>
+            <wp:extent cx="5943600" cy="1953490"/>
+            <wp:effectExtent b="0" l="0" r="0" t="0"/>
+            <wp:docPr descr="" title="" id="73" name="Picture"/>
+            <a:graphic>
+              <a:graphicData uri="http://schemas.openxmlformats.org/drawingml/2006/picture">
+                <pic:pic>
+                  <pic:nvPicPr>
+                    <pic:cNvPr descr="index_files/figure-docx/cell-9-output-2.png" id="74" name="Picture"/>
+                    <pic:cNvPicPr>
+                      <a:picLocks noChangeArrowheads="1" noChangeAspect="1"/>
+                    </pic:cNvPicPr>
+                  </pic:nvPicPr>
+                  <pic:blipFill>
+                    <a:blip r:embed="rId72"/>
+                    <a:stretch>
+                      <a:fillRect/>
+                    </a:stretch>
+                  </pic:blipFill>
+                  <pic:spPr bwMode="auto">
+                    <a:xfrm>
+                      <a:off x="0" y="0"/>
+                      <a:ext cx="5943600" cy="1953490"/>
+                    </a:xfrm>
+                    <a:prstGeom prst="rect">
+                      <a:avLst/>
+                    </a:prstGeom>
+                    <a:noFill/>
+                    <a:ln w="9525">
+                      <a:noFill/>
+                      <a:headEnd/>
+                      <a:tailEnd/>
+                    </a:ln>
+                  </pic:spPr>
+                </pic:pic>
+              </a:graphicData>
+            </a:graphic>
+          </wp:inline>
+        </w:drawing>
+      </w:r>
+    </w:p>
+    <w:bookmarkEnd w:id="75"/>
+    <w:bookmarkStart w:id="79" w:name="visualización-de-fronteras-de-decisión"/>
     <w:p>
       <w:pPr>
         <w:pStyle w:val="Heading2"/>
@@ -17046,9 +17998,67 @@
         <w:t xml:space="preserve">)</w:t>
       </w:r>
     </w:p>
-    <w:bookmarkEnd w:id="67"/>
-    <w:bookmarkEnd w:id="68"/>
-    <w:bookmarkStart w:id="88" w:name="árboles-de-decisión"/>
+    <w:p>
+      <w:pPr>
+        <w:pStyle w:val="SourceCode"/>
+      </w:pPr>
+      <w:r>
+        <w:rPr>
+          <w:rStyle w:val="VerbatimChar"/>
+        </w:rPr>
+        <w:t xml:space="preserve">Comparación guardada como 'knn_comparison.png'</w:t>
+      </w:r>
+    </w:p>
+    <w:p>
+      <w:pPr>
+        <w:pStyle w:val="FirstParagraph"/>
+      </w:pPr>
+      <w:r>
+        <w:drawing>
+          <wp:inline>
+            <wp:extent cx="5943600" cy="3950867"/>
+            <wp:effectExtent b="0" l="0" r="0" t="0"/>
+            <wp:docPr descr="" title="" id="77" name="Picture"/>
+            <a:graphic>
+              <a:graphicData uri="http://schemas.openxmlformats.org/drawingml/2006/picture">
+                <pic:pic>
+                  <pic:nvPicPr>
+                    <pic:cNvPr descr="index_files/figure-docx/cell-10-output-2.png" id="78" name="Picture"/>
+                    <pic:cNvPicPr>
+                      <a:picLocks noChangeArrowheads="1" noChangeAspect="1"/>
+                    </pic:cNvPicPr>
+                  </pic:nvPicPr>
+                  <pic:blipFill>
+                    <a:blip r:embed="rId76"/>
+                    <a:stretch>
+                      <a:fillRect/>
+                    </a:stretch>
+                  </pic:blipFill>
+                  <pic:spPr bwMode="auto">
+                    <a:xfrm>
+                      <a:off x="0" y="0"/>
+                      <a:ext cx="5943600" cy="3950867"/>
+                    </a:xfrm>
+                    <a:prstGeom prst="rect">
+                      <a:avLst/>
+                    </a:prstGeom>
+                    <a:noFill/>
+                    <a:ln w="9525">
+                      <a:noFill/>
+                      <a:headEnd/>
+                      <a:tailEnd/>
+                    </a:ln>
+                  </pic:spPr>
+                </pic:pic>
+              </a:graphicData>
+            </a:graphic>
+          </wp:inline>
+        </w:drawing>
+      </w:r>
+    </w:p>
+    <w:bookmarkEnd w:id="79"/>
+    <w:bookmarkEnd w:id="80"/>
+    <w:bookmarkStart w:id="106" w:name="árboles-de-decisión"/>
     <w:p>
       <w:pPr>
         <w:pStyle w:val="Heading1"/>
@@ -17057,7 +18067,7 @@
         <w:t xml:space="preserve">4. Árboles de decisión</w:t>
       </w:r>
     </w:p>
-    <w:bookmarkStart w:id="84" w:name="fundamento-del-algoritmo-1"/>
+    <w:bookmarkStart w:id="96" w:name="fundamento-del-algoritmo-1"/>
     <w:p>
       <w:pPr>
         <w:pStyle w:val="Heading2"/>
@@ -17074,7 +18084,7 @@
         <w:t xml:space="preserve">Los árboles de decisión son modelos no paramétricos que segmentan recursivamente el espacio de características mediante reglas de decisión simples, creando una estructura jerárquica tipo árbol. Son altamente interpretables y capturan relaciones no lineales complejas.</w:t>
       </w:r>
     </w:p>
-    <w:bookmarkStart w:id="69" w:name="estructura-del-árbol"/>
+    <w:bookmarkStart w:id="81" w:name="estructura-del-árbol"/>
     <w:p>
       <w:pPr>
         <w:pStyle w:val="Heading3"/>
@@ -17225,8 +18235,8 @@
         <w:t xml:space="preserve">: Conectan nodos, representan resultados de tests</w:t>
       </w:r>
     </w:p>
-    <w:bookmarkEnd w:id="69"/>
-    <w:bookmarkStart w:id="70" w:name="algoritmo-de-construcción-recursiva"/>
+    <w:bookmarkEnd w:id="81"/>
+    <w:bookmarkStart w:id="82" w:name="algoritmo-de-construcción-recursiva"/>
     <w:p>
       <w:pPr>
         <w:pStyle w:val="Heading3"/>
@@ -17910,8 +18920,8 @@
         <w:t xml:space="preserve">Repetir para cada nodo hijo hasta cumplir criterio de parada.</w:t>
       </w:r>
     </w:p>
-    <w:bookmarkEnd w:id="70"/>
-    <w:bookmarkStart w:id="71" w:name="criterios-de-impureza"/>
+    <w:bookmarkEnd w:id="82"/>
+    <w:bookmarkStart w:id="83" w:name="criterios-de-impureza"/>
     <w:p>
       <w:pPr>
         <w:pStyle w:val="Heading3"/>
@@ -18845,8 +19855,8 @@
         <w:t xml:space="preserve">Menos sensible que Gini y Entropy; menos usado en práctica.</w:t>
       </w:r>
     </w:p>
-    <w:bookmarkEnd w:id="71"/>
-    <w:bookmarkStart w:id="72" w:name="comparación-gini-vs-entropy"/>
+    <w:bookmarkEnd w:id="83"/>
+    <w:bookmarkStart w:id="84" w:name="comparación-gini-vs-entropy"/>
     <w:p>
       <w:pPr>
         <w:pStyle w:val="Heading3"/>
@@ -19102,8 +20112,8 @@
         <w:t xml:space="preserve">En práctica, producen árboles similares</w:t>
       </w:r>
     </w:p>
-    <w:bookmarkEnd w:id="72"/>
-    <w:bookmarkStart w:id="73" w:name="criterios-de-parada"/>
+    <w:bookmarkEnd w:id="84"/>
+    <w:bookmarkStart w:id="85" w:name="criterios-de-parada"/>
     <w:p>
       <w:pPr>
         <w:pStyle w:val="Heading3"/>
@@ -19373,8 +20383,8 @@
         <w:t xml:space="preserve">): Se alcanza número especificado de hojas</w:t>
       </w:r>
     </w:p>
-    <w:bookmarkEnd w:id="73"/>
-    <w:bookmarkStart w:id="74" w:name="predicción"/>
+    <w:bookmarkEnd w:id="85"/>
+    <w:bookmarkStart w:id="86" w:name="predicción"/>
     <w:p>
       <w:pPr>
         <w:pStyle w:val="Heading3"/>
@@ -19843,8 +20853,8 @@
         </m:oMath>
       </m:oMathPara>
     </w:p>
-    <w:bookmarkEnd w:id="74"/>
-    <w:bookmarkStart w:id="75" w:name="fronteras-de-decisión-1"/>
+    <w:bookmarkEnd w:id="86"/>
+    <w:bookmarkStart w:id="87" w:name="fronteras-de-decisión-1"/>
     <w:p>
       <w:pPr>
         <w:pStyle w:val="Heading3"/>
@@ -19975,8 +20985,8 @@
         <w:t xml:space="preserve">).</w:t>
       </w:r>
     </w:p>
-    <w:bookmarkEnd w:id="75"/>
-    <w:bookmarkStart w:id="76" w:name="importancia-de-características"/>
+    <w:bookmarkEnd w:id="87"/>
+    <w:bookmarkStart w:id="88" w:name="importancia-de-características"/>
     <w:p>
       <w:pPr>
         <w:pStyle w:val="Heading3"/>
@@ -20297,8 +21307,8 @@
         </m:oMath>
       </m:oMathPara>
     </w:p>
-    <w:bookmarkEnd w:id="76"/>
-    <w:bookmarkStart w:id="77" w:name="poda-del-árbol-pruning"/>
+    <w:bookmarkEnd w:id="88"/>
+    <w:bookmarkStart w:id="89" w:name="poda-del-árbol-pruning"/>
     <w:p>
       <w:pPr>
         <w:pStyle w:val="Heading3"/>
@@ -20576,8 +21586,8 @@
         <w:t xml:space="preserve">que minimiza error de validación cruzada.</w:t>
       </w:r>
     </w:p>
-    <w:bookmarkEnd w:id="77"/>
-    <w:bookmarkStart w:id="78" w:name="ventajas-2"/>
+    <w:bookmarkEnd w:id="89"/>
+    <w:bookmarkStart w:id="90" w:name="ventajas-2"/>
     <w:p>
       <w:pPr>
         <w:pStyle w:val="Heading3"/>
@@ -20730,8 +21740,8 @@
         <w:t xml:space="preserve">: Algoritmos con estrategias para datos faltantes</w:t>
       </w:r>
     </w:p>
-    <w:bookmarkEnd w:id="78"/>
-    <w:bookmarkStart w:id="79" w:name="limitaciones-2"/>
+    <w:bookmarkEnd w:id="90"/>
+    <w:bookmarkStart w:id="91" w:name="limitaciones-2"/>
     <w:p>
       <w:pPr>
         <w:pStyle w:val="Heading3"/>
@@ -20896,8 +21906,8 @@
         <w:t xml:space="preserve">: Predicciones cambian abruptamente en fronteras</w:t>
       </w:r>
     </w:p>
-    <w:bookmarkEnd w:id="79"/>
-    <w:bookmarkStart w:id="80" w:name="hiperparámetros-principales"/>
+    <w:bookmarkEnd w:id="91"/>
+    <w:bookmarkStart w:id="92" w:name="hiperparámetros-principales"/>
     <w:p>
       <w:pPr>
         <w:pStyle w:val="Heading3"/>
@@ -21185,8 +22195,8 @@
         </w:tc>
       </w:tr>
     </w:tbl>
-    <w:bookmarkEnd w:id="80"/>
-    <w:bookmarkStart w:id="81" w:name="aplicaciones-en-economía-1"/>
+    <w:bookmarkEnd w:id="92"/>
+    <w:bookmarkStart w:id="93" w:name="aplicaciones-en-economía-1"/>
     <w:p>
       <w:pPr>
         <w:pStyle w:val="Heading3"/>
@@ -21321,8 +22331,8 @@
         <w:t xml:space="preserve">: Reglas para compra/venta de activos</w:t>
       </w:r>
     </w:p>
-    <w:bookmarkEnd w:id="81"/>
-    <w:bookmarkStart w:id="82" w:name="comparación-con-otros-métodos"/>
+    <w:bookmarkEnd w:id="93"/>
+    <w:bookmarkStart w:id="94" w:name="comparación-con-otros-métodos"/>
     <w:p>
       <w:pPr>
         <w:pStyle w:val="Heading3"/>
@@ -21670,8 +22680,8 @@
         </w:tc>
       </w:tr>
     </w:tbl>
-    <w:bookmarkEnd w:id="82"/>
-    <w:bookmarkStart w:id="83" w:name="extensiones-y-variantes-1"/>
+    <w:bookmarkEnd w:id="94"/>
+    <w:bookmarkStart w:id="95" w:name="extensiones-y-variantes-1"/>
     <w:p>
       <w:pPr>
         <w:pStyle w:val="Heading3"/>
@@ -21755,9 +22765,9 @@
         <w:t xml:space="preserve">: Divisiones oblicuas (no axis-aligned)</w:t>
       </w:r>
     </w:p>
-    <w:bookmarkEnd w:id="83"/>
-    <w:bookmarkEnd w:id="84"/>
-    <w:bookmarkStart w:id="85" w:name="implementación-básica"/>
+    <w:bookmarkEnd w:id="95"/>
+    <w:bookmarkEnd w:id="96"/>
+    <w:bookmarkStart w:id="97" w:name="implementación-básica"/>
     <w:p>
       <w:pPr>
         <w:pStyle w:val="Heading2"/>
@@ -22581,8 +23591,85 @@
         <w:t xml:space="preserve">)</w:t>
       </w:r>
     </w:p>
-    <w:bookmarkEnd w:id="85"/>
-    <w:bookmarkStart w:id="86" w:name="visualización-del-árbol"/>
+    <w:p>
+      <w:pPr>
+        <w:pStyle w:val="SourceCode"/>
+      </w:pPr>
+      <w:r>
+        <w:rPr>
+          <w:rStyle w:val="VerbatimChar"/>
+        </w:rPr>
+        <w:t xml:space="preserve">ÁRBOL DE DECISIÓN</w:t>
+      </w:r>
+      <w:r>
+        <w:br/>
+      </w:r>
+      <w:r>
+        <w:rPr>
+          <w:rStyle w:val="VerbatimChar"/>
+        </w:rPr>
+        <w:t xml:space="preserve">======================================================================</w:t>
+      </w:r>
+      <w:r>
+        <w:br/>
+      </w:r>
+      <w:r>
+        <w:rPr>
+          <w:rStyle w:val="VerbatimChar"/>
+        </w:rPr>
+        <w:t xml:space="preserve">Profundidad del árbol: 3</w:t>
+      </w:r>
+      <w:r>
+        <w:br/>
+      </w:r>
+      <w:r>
+        <w:rPr>
+          <w:rStyle w:val="VerbatimChar"/>
+        </w:rPr>
+        <w:t xml:space="preserve">Número de hojas: 7</w:t>
+      </w:r>
+      <w:r>
+        <w:br/>
+      </w:r>
+      <w:r>
+        <w:rPr>
+          <w:rStyle w:val="VerbatimChar"/>
+        </w:rPr>
+        <w:t xml:space="preserve">Accuracy en test: 0.8222 (82.2%)</w:t>
+      </w:r>
+      <w:r>
+        <w:br/>
+      </w:r>
+      <w:r>
+        <w:br/>
+      </w:r>
+      <w:r>
+        <w:rPr>
+          <w:rStyle w:val="VerbatimChar"/>
+        </w:rPr>
+        <w:t xml:space="preserve">Importancia de características:</w:t>
+      </w:r>
+      <w:r>
+        <w:br/>
+      </w:r>
+      <w:r>
+        <w:rPr>
+          <w:rStyle w:val="VerbatimChar"/>
+        </w:rPr>
+        <w:t xml:space="preserve">  Largo sépalo: 0.9006</w:t>
+      </w:r>
+      <w:r>
+        <w:br/>
+      </w:r>
+      <w:r>
+        <w:rPr>
+          <w:rStyle w:val="VerbatimChar"/>
+        </w:rPr>
+        <w:t xml:space="preserve">  Ancho sépalo: 0.0994</w:t>
+      </w:r>
+    </w:p>
+    <w:bookmarkEnd w:id="97"/>
+    <w:bookmarkStart w:id="101" w:name="visualización-del-árbol"/>
     <w:p>
       <w:pPr>
         <w:pStyle w:val="Heading2"/>
@@ -23028,8 +24115,69 @@
         <w:t xml:space="preserve">)</w:t>
       </w:r>
     </w:p>
-    <w:bookmarkEnd w:id="86"/>
-    <w:bookmarkStart w:id="87" w:name="efecto-de-la-profundidad"/>
+    <w:p>
+      <w:pPr>
+        <w:pStyle w:val="SourceCode"/>
+      </w:pPr>
+      <w:r>
+        <w:br/>
+      </w:r>
+      <w:r>
+        <w:rPr>
+          <w:rStyle w:val="VerbatimChar"/>
+        </w:rPr>
+        <w:t xml:space="preserve">Árbol visualizado y guardado como 'decision_tree.png'</w:t>
+      </w:r>
+    </w:p>
+    <w:p>
+      <w:pPr>
+        <w:pStyle w:val="FirstParagraph"/>
+      </w:pPr>
+      <w:r>
+        <w:drawing>
+          <wp:inline>
+            <wp:extent cx="5943600" cy="2956240"/>
+            <wp:effectExtent b="0" l="0" r="0" t="0"/>
+            <wp:docPr descr="" title="" id="99" name="Picture"/>
+            <a:graphic>
+              <a:graphicData uri="http://schemas.openxmlformats.org/drawingml/2006/picture">
+                <pic:pic>
+                  <pic:nvPicPr>
+                    <pic:cNvPr descr="index_files/figure-docx/cell-12-output-2.png" id="100" name="Picture"/>
+                    <pic:cNvPicPr>
+                      <a:picLocks noChangeArrowheads="1" noChangeAspect="1"/>
+                    </pic:cNvPicPr>
+                  </pic:nvPicPr>
+                  <pic:blipFill>
+                    <a:blip r:embed="rId98"/>
+                    <a:stretch>
+                      <a:fillRect/>
+                    </a:stretch>
+                  </pic:blipFill>
+                  <pic:spPr bwMode="auto">
+                    <a:xfrm>
+                      <a:off x="0" y="0"/>
+                      <a:ext cx="5943600" cy="2956240"/>
+                    </a:xfrm>
+                    <a:prstGeom prst="rect">
+                      <a:avLst/>
+                    </a:prstGeom>
+                    <a:noFill/>
+                    <a:ln w="9525">
+                      <a:noFill/>
+                      <a:headEnd/>
+                      <a:tailEnd/>
+                    </a:ln>
+                  </pic:spPr>
+                </pic:pic>
+              </a:graphicData>
+            </a:graphic>
+          </wp:inline>
+        </w:drawing>
+      </w:r>
+    </w:p>
+    <w:bookmarkEnd w:id="101"/>
+    <w:bookmarkStart w:id="105" w:name="efecto-de-la-profundidad"/>
     <w:p>
       <w:pPr>
         <w:pStyle w:val="Heading2"/>
@@ -24681,9 +25829,202 @@
         <w:t xml:space="preserve">)</w:t>
       </w:r>
     </w:p>
-    <w:bookmarkEnd w:id="87"/>
-    <w:bookmarkEnd w:id="88"/>
-    <w:bookmarkStart w:id="106" w:name="random-forests"/>
+    <w:p>
+      <w:pPr>
+        <w:pStyle w:val="SourceCode"/>
+      </w:pPr>
+      <w:r>
+        <w:br/>
+      </w:r>
+      <w:r>
+        <w:br/>
+      </w:r>
+      <w:r>
+        <w:rPr>
+          <w:rStyle w:val="VerbatimChar"/>
+        </w:rPr>
+        <w:t xml:space="preserve">EFECTO DE LA PROFUNDIDAD DEL ÁRBOL</w:t>
+      </w:r>
+      <w:r>
+        <w:br/>
+      </w:r>
+      <w:r>
+        <w:rPr>
+          <w:rStyle w:val="VerbatimChar"/>
+        </w:rPr>
+        <w:t xml:space="preserve">======================================================================</w:t>
+      </w:r>
+      <w:r>
+        <w:br/>
+      </w:r>
+      <w:r>
+        <w:rPr>
+          <w:rStyle w:val="VerbatimChar"/>
+        </w:rPr>
+        <w:t xml:space="preserve">Profundidad  Accuracy Train  Accuracy Test   Hojas     </w:t>
+      </w:r>
+      <w:r>
+        <w:br/>
+      </w:r>
+      <w:r>
+        <w:rPr>
+          <w:rStyle w:val="VerbatimChar"/>
+        </w:rPr>
+        <w:t xml:space="preserve">----------------------------------------------------------------------</w:t>
+      </w:r>
+      <w:r>
+        <w:br/>
+      </w:r>
+      <w:r>
+        <w:rPr>
+          <w:rStyle w:val="VerbatimChar"/>
+        </w:rPr>
+        <w:t xml:space="preserve">1            0.8190          0.8222          2         </w:t>
+      </w:r>
+      <w:r>
+        <w:br/>
+      </w:r>
+      <w:r>
+        <w:rPr>
+          <w:rStyle w:val="VerbatimChar"/>
+        </w:rPr>
+        <w:t xml:space="preserve">2            0.8381          0.7778          4         </w:t>
+      </w:r>
+      <w:r>
+        <w:br/>
+      </w:r>
+      <w:r>
+        <w:rPr>
+          <w:rStyle w:val="VerbatimChar"/>
+        </w:rPr>
+        <w:t xml:space="preserve">3            0.8476          0.7556          7         </w:t>
+      </w:r>
+      <w:r>
+        <w:br/>
+      </w:r>
+      <w:r>
+        <w:rPr>
+          <w:rStyle w:val="VerbatimChar"/>
+        </w:rPr>
+        <w:t xml:space="preserve">4            0.8476          0.7556          11        </w:t>
+      </w:r>
+      <w:r>
+        <w:br/>
+      </w:r>
+      <w:r>
+        <w:rPr>
+          <w:rStyle w:val="VerbatimChar"/>
+        </w:rPr>
+        <w:t xml:space="preserve">5            0.8667          0.7556          15        </w:t>
+      </w:r>
+      <w:r>
+        <w:br/>
+      </w:r>
+      <w:r>
+        <w:rPr>
+          <w:rStyle w:val="VerbatimChar"/>
+        </w:rPr>
+        <w:t xml:space="preserve">6            0.8762          0.7556          19        </w:t>
+      </w:r>
+      <w:r>
+        <w:br/>
+      </w:r>
+      <w:r>
+        <w:rPr>
+          <w:rStyle w:val="VerbatimChar"/>
+        </w:rPr>
+        <w:t xml:space="preserve">7            0.9333          0.7333          24        </w:t>
+      </w:r>
+      <w:r>
+        <w:br/>
+      </w:r>
+      <w:r>
+        <w:rPr>
+          <w:rStyle w:val="VerbatimChar"/>
+        </w:rPr>
+        <w:t xml:space="preserve">8            0.9429          0.7333          28        </w:t>
+      </w:r>
+      <w:r>
+        <w:br/>
+      </w:r>
+      <w:r>
+        <w:rPr>
+          <w:rStyle w:val="VerbatimChar"/>
+        </w:rPr>
+        <w:t xml:space="preserve">9            0.9429          0.7333          32        </w:t>
+      </w:r>
+      <w:r>
+        <w:br/>
+      </w:r>
+      <w:r>
+        <w:rPr>
+          <w:rStyle w:val="VerbatimChar"/>
+        </w:rPr>
+        <w:t xml:space="preserve">10           0.9619          0.6889          35        </w:t>
+      </w:r>
+      <w:r>
+        <w:br/>
+      </w:r>
+      <w:r>
+        <w:br/>
+      </w:r>
+      <w:r>
+        <w:rPr>
+          <w:rStyle w:val="VerbatimChar"/>
+        </w:rPr>
+        <w:t xml:space="preserve">Análisis guardado como 'tree_depth_analysis.png'</w:t>
+      </w:r>
+    </w:p>
+    <w:p>
+      <w:pPr>
+        <w:pStyle w:val="FirstParagraph"/>
+      </w:pPr>
+      <w:r>
+        <w:drawing>
+          <wp:inline>
+            <wp:extent cx="5943600" cy="1953490"/>
+            <wp:effectExtent b="0" l="0" r="0" t="0"/>
+            <wp:docPr descr="" title="" id="103" name="Picture"/>
+            <a:graphic>
+              <a:graphicData uri="http://schemas.openxmlformats.org/drawingml/2006/picture">
+                <pic:pic>
+                  <pic:nvPicPr>
+                    <pic:cNvPr descr="index_files/figure-docx/cell-13-output-2.png" id="104" name="Picture"/>
+                    <pic:cNvPicPr>
+                      <a:picLocks noChangeArrowheads="1" noChangeAspect="1"/>
+                    </pic:cNvPicPr>
+                  </pic:nvPicPr>
+                  <pic:blipFill>
+                    <a:blip r:embed="rId102"/>
+                    <a:stretch>
+                      <a:fillRect/>
+                    </a:stretch>
+                  </pic:blipFill>
+                  <pic:spPr bwMode="auto">
+                    <a:xfrm>
+                      <a:off x="0" y="0"/>
+                      <a:ext cx="5943600" cy="1953490"/>
+                    </a:xfrm>
+                    <a:prstGeom prst="rect">
+                      <a:avLst/>
+                    </a:prstGeom>
+                    <a:noFill/>
+                    <a:ln w="9525">
+                      <a:noFill/>
+                      <a:headEnd/>
+                      <a:tailEnd/>
+                    </a:ln>
+                  </pic:spPr>
+                </pic:pic>
+              </a:graphicData>
+            </a:graphic>
+          </wp:inline>
+        </w:drawing>
+      </w:r>
+    </w:p>
+    <w:bookmarkEnd w:id="105"/>
+    <w:bookmarkEnd w:id="106"/>
+    <w:bookmarkStart w:id="127" w:name="random-forests"/>
     <w:p>
       <w:pPr>
         <w:pStyle w:val="Heading1"/>
@@ -24692,7 +26033,7 @@
         <w:t xml:space="preserve">5. Random Forests</w:t>
       </w:r>
     </w:p>
-    <w:bookmarkStart w:id="103" w:name="fundamento-del-algoritmo-2"/>
+    <w:bookmarkStart w:id="121" w:name="fundamento-del-algoritmo-2"/>
     <w:p>
       <w:pPr>
         <w:pStyle w:val="Heading2"/>
@@ -24718,7 +26059,7 @@
         <w:t xml:space="preserve">.</w:t>
       </w:r>
     </w:p>
-    <w:bookmarkStart w:id="89" w:name="concepto-central-ensemble-learning"/>
+    <w:bookmarkStart w:id="107" w:name="concepto-central-ensemble-learning"/>
     <w:p>
       <w:pPr>
         <w:pStyle w:val="Heading3"/>
@@ -24757,8 +26098,8 @@
         <w:t xml:space="preserve">: Consultar a múltiples expertos y promediar sus opiniones suele dar mejor resultado que confiar en uno solo.</w:t>
       </w:r>
     </w:p>
-    <w:bookmarkEnd w:id="89"/>
-    <w:bookmarkStart w:id="90" w:name="algoritmo-random-forest"/>
+    <w:bookmarkEnd w:id="107"/>
+    <w:bookmarkStart w:id="108" w:name="algoritmo-random-forest"/>
     <w:p>
       <w:pPr>
         <w:pStyle w:val="Heading3"/>
@@ -25689,8 +27030,8 @@
         </m:oMath>
       </m:oMathPara>
     </w:p>
-    <w:bookmarkEnd w:id="90"/>
-    <w:bookmarkStart w:id="91" w:name="dos-fuentes-de-aleatoriedad"/>
+    <w:bookmarkEnd w:id="108"/>
+    <w:bookmarkStart w:id="109" w:name="dos-fuentes-de-aleatoriedad"/>
     <w:p>
       <w:pPr>
         <w:pStyle w:val="Heading3"/>
@@ -25846,8 +27187,8 @@
         <w:t xml:space="preserve">Sin (2), los árboles serían muy similares (correlacionados), y el promedio no reduciría tanto la varianza.</w:t>
       </w:r>
     </w:p>
-    <w:bookmarkEnd w:id="91"/>
-    <w:bookmarkStart w:id="92" w:name="relación-con-bagging"/>
+    <w:bookmarkEnd w:id="109"/>
+    <w:bookmarkStart w:id="110" w:name="relación-con-bagging"/>
     <w:p>
       <w:pPr>
         <w:pStyle w:val="Heading3"/>
@@ -25907,8 +27248,8 @@
         <w:t xml:space="preserve">La selección aleatoria de features es la innovación clave que mejora Bagging.</w:t>
       </w:r>
     </w:p>
-    <w:bookmarkEnd w:id="92"/>
-    <w:bookmarkStart w:id="93" w:name="out-of-bag-oob-error"/>
+    <w:bookmarkEnd w:id="110"/>
+    <w:bookmarkStart w:id="111" w:name="out-of-bag-oob-error"/>
     <w:p>
       <w:pPr>
         <w:pStyle w:val="Heading3"/>
@@ -26255,8 +27596,8 @@
         <w:t xml:space="preserve">: No requiere conjunto de validación separado.</w:t>
       </w:r>
     </w:p>
-    <w:bookmarkEnd w:id="93"/>
-    <w:bookmarkStart w:id="94" w:name="importancia-de-características-1"/>
+    <w:bookmarkEnd w:id="111"/>
+    <w:bookmarkStart w:id="112" w:name="importancia-de-características-1"/>
     <w:p>
       <w:pPr>
         <w:pStyle w:val="Heading3"/>
@@ -26776,8 +28117,8 @@
         <w:t xml:space="preserve">es importante, permutarla aumentará significativamente el error.</w:t>
       </w:r>
     </w:p>
-    <w:bookmarkEnd w:id="94"/>
-    <w:bookmarkStart w:id="95" w:name="propiedades-teóricas-1"/>
+    <w:bookmarkEnd w:id="112"/>
+    <w:bookmarkStart w:id="113" w:name="propiedades-teóricas-1"/>
     <w:p>
       <w:pPr>
         <w:pStyle w:val="Heading3"/>
@@ -27113,8 +28454,8 @@
         <w:t xml:space="preserve">: Ayuda → Usar más características</w:t>
       </w:r>
     </w:p>
-    <w:bookmarkEnd w:id="95"/>
-    <w:bookmarkStart w:id="96" w:name="hiperparámetros-principales-1"/>
+    <w:bookmarkEnd w:id="113"/>
+    <w:bookmarkStart w:id="114" w:name="hiperparámetros-principales-1"/>
     <w:p>
       <w:pPr>
         <w:pStyle w:val="Heading3"/>
@@ -27496,8 +28837,8 @@
         </w:tc>
       </w:tr>
     </w:tbl>
-    <w:bookmarkEnd w:id="96"/>
-    <w:bookmarkStart w:id="97" w:name="ventajas-3"/>
+    <w:bookmarkEnd w:id="114"/>
+    <w:bookmarkStart w:id="115" w:name="ventajas-3"/>
     <w:p>
       <w:pPr>
         <w:pStyle w:val="Heading3"/>
@@ -27700,8 +29041,8 @@
         <w:t xml:space="preserve">: Funciona bien en diversos problemas</w:t>
       </w:r>
     </w:p>
-    <w:bookmarkEnd w:id="97"/>
-    <w:bookmarkStart w:id="98" w:name="limitaciones-3"/>
+    <w:bookmarkEnd w:id="115"/>
+    <w:bookmarkStart w:id="116" w:name="limitaciones-3"/>
     <w:p>
       <w:pPr>
         <w:pStyle w:val="Heading3"/>
@@ -27950,8 +29291,8 @@
         <w:t xml:space="preserve">: A veces un modelo simple es mejor</w:t>
       </w:r>
     </w:p>
-    <w:bookmarkEnd w:id="98"/>
-    <w:bookmarkStart w:id="99" w:name="comparación-con-otros-métodos-1"/>
+    <w:bookmarkEnd w:id="116"/>
+    <w:bookmarkStart w:id="117" w:name="comparación-con-otros-métodos-1"/>
     <w:p>
       <w:pPr>
         <w:pStyle w:val="Heading3"/>
@@ -28344,8 +29685,8 @@
         </w:tc>
       </w:tr>
     </w:tbl>
-    <w:bookmarkEnd w:id="99"/>
-    <w:bookmarkStart w:id="100" w:name="selección-de-hiperparámetros"/>
+    <w:bookmarkEnd w:id="117"/>
+    <w:bookmarkStart w:id="118" w:name="selección-de-hiperparámetros"/>
     <w:p>
       <w:pPr>
         <w:pStyle w:val="Heading3"/>
@@ -28689,8 +30030,8 @@
         <w:t xml:space="preserve">: [2, 5, 10]</w:t>
       </w:r>
     </w:p>
-    <w:bookmarkEnd w:id="100"/>
-    <w:bookmarkStart w:id="101" w:name="aplicaciones-en-economía-2"/>
+    <w:bookmarkEnd w:id="118"/>
+    <w:bookmarkStart w:id="119" w:name="aplicaciones-en-economía-2"/>
     <w:p>
       <w:pPr>
         <w:pStyle w:val="Heading3"/>
@@ -28879,8 +30220,8 @@
         <w:t xml:space="preserve">: Evaluación de riesgo de portafolios</w:t>
       </w:r>
     </w:p>
-    <w:bookmarkEnd w:id="101"/>
-    <w:bookmarkStart w:id="102" w:name="variantes-y-extensiones"/>
+    <w:bookmarkEnd w:id="119"/>
+    <w:bookmarkStart w:id="120" w:name="variantes-y-extensiones"/>
     <w:p>
       <w:pPr>
         <w:pStyle w:val="Heading3"/>
@@ -29045,9 +30386,9 @@
         <w:t xml:space="preserve">Útil para intervalos de confianza</w:t>
       </w:r>
     </w:p>
-    <w:bookmarkEnd w:id="102"/>
-    <w:bookmarkEnd w:id="103"/>
-    <w:bookmarkStart w:id="104" w:name="implementación-2"/>
+    <w:bookmarkEnd w:id="120"/>
+    <w:bookmarkEnd w:id="121"/>
+    <w:bookmarkStart w:id="122" w:name="implementación-2"/>
     <w:p>
       <w:pPr>
         <w:pStyle w:val="Heading2"/>
@@ -29982,8 +31323,76 @@
         <w:t xml:space="preserve">)</w:t>
       </w:r>
     </w:p>
-    <w:bookmarkEnd w:id="104"/>
-    <w:bookmarkStart w:id="105" w:name="efecto-del-número-de-árboles"/>
+    <w:p>
+      <w:pPr>
+        <w:pStyle w:val="SourceCode"/>
+      </w:pPr>
+      <w:r>
+        <w:rPr>
+          <w:rStyle w:val="VerbatimChar"/>
+        </w:rPr>
+        <w:t xml:space="preserve">RANDOM FOREST</w:t>
+      </w:r>
+      <w:r>
+        <w:br/>
+      </w:r>
+      <w:r>
+        <w:rPr>
+          <w:rStyle w:val="VerbatimChar"/>
+        </w:rPr>
+        <w:t xml:space="preserve">======================================================================</w:t>
+      </w:r>
+      <w:r>
+        <w:br/>
+      </w:r>
+      <w:r>
+        <w:rPr>
+          <w:rStyle w:val="VerbatimChar"/>
+        </w:rPr>
+        <w:t xml:space="preserve">Número de árboles: 100</w:t>
+      </w:r>
+      <w:r>
+        <w:br/>
+      </w:r>
+      <w:r>
+        <w:rPr>
+          <w:rStyle w:val="VerbatimChar"/>
+        </w:rPr>
+        <w:t xml:space="preserve">Accuracy en test: 0.8222 (82.2%)</w:t>
+      </w:r>
+      <w:r>
+        <w:br/>
+      </w:r>
+      <w:r>
+        <w:br/>
+      </w:r>
+      <w:r>
+        <w:rPr>
+          <w:rStyle w:val="VerbatimChar"/>
+        </w:rPr>
+        <w:t xml:space="preserve">Importancia de características:</w:t>
+      </w:r>
+      <w:r>
+        <w:br/>
+      </w:r>
+      <w:r>
+        <w:rPr>
+          <w:rStyle w:val="VerbatimChar"/>
+        </w:rPr>
+        <w:t xml:space="preserve">  Largo sépalo: 0.7925 (±0.1558)</w:t>
+      </w:r>
+      <w:r>
+        <w:br/>
+      </w:r>
+      <w:r>
+        <w:rPr>
+          <w:rStyle w:val="VerbatimChar"/>
+        </w:rPr>
+        <w:t xml:space="preserve">  Ancho sépalo: 0.2075 (±0.1558)</w:t>
+      </w:r>
+    </w:p>
+    <w:bookmarkEnd w:id="122"/>
+    <w:bookmarkStart w:id="126" w:name="efecto-del-número-de-árboles"/>
     <w:p>
       <w:pPr>
         <w:pStyle w:val="Heading2"/>
@@ -31299,9 +32708,175 @@
         <w:t xml:space="preserve">)</w:t>
       </w:r>
     </w:p>
-    <w:bookmarkEnd w:id="105"/>
-    <w:bookmarkEnd w:id="106"/>
-    <w:bookmarkStart w:id="110" w:name="clasificación-multi-clase"/>
+    <w:p>
+      <w:pPr>
+        <w:pStyle w:val="SourceCode"/>
+      </w:pPr>
+      <w:r>
+        <w:br/>
+      </w:r>
+      <w:r>
+        <w:br/>
+      </w:r>
+      <w:r>
+        <w:rPr>
+          <w:rStyle w:val="VerbatimChar"/>
+        </w:rPr>
+        <w:t xml:space="preserve">EFECTO DEL NÚMERO DE ÁRBOLES</w:t>
+      </w:r>
+      <w:r>
+        <w:br/>
+      </w:r>
+      <w:r>
+        <w:rPr>
+          <w:rStyle w:val="VerbatimChar"/>
+        </w:rPr>
+        <w:t xml:space="preserve">======================================================================</w:t>
+      </w:r>
+      <w:r>
+        <w:br/>
+      </w:r>
+      <w:r>
+        <w:rPr>
+          <w:rStyle w:val="VerbatimChar"/>
+        </w:rPr>
+        <w:t xml:space="preserve">N Árboles    Accuracy Train  Accuracy Test  </w:t>
+      </w:r>
+      <w:r>
+        <w:br/>
+      </w:r>
+      <w:r>
+        <w:rPr>
+          <w:rStyle w:val="VerbatimChar"/>
+        </w:rPr>
+        <w:t xml:space="preserve">----------------------------------------------------------------------</w:t>
+      </w:r>
+      <w:r>
+        <w:br/>
+      </w:r>
+      <w:r>
+        <w:rPr>
+          <w:rStyle w:val="VerbatimChar"/>
+        </w:rPr>
+        <w:t xml:space="preserve">1            0.8381          0.7111         </w:t>
+      </w:r>
+      <w:r>
+        <w:br/>
+      </w:r>
+      <w:r>
+        <w:rPr>
+          <w:rStyle w:val="VerbatimChar"/>
+        </w:rPr>
+        <w:t xml:space="preserve">5            0.8857          0.8000         </w:t>
+      </w:r>
+      <w:r>
+        <w:br/>
+      </w:r>
+      <w:r>
+        <w:rPr>
+          <w:rStyle w:val="VerbatimChar"/>
+        </w:rPr>
+        <w:t xml:space="preserve">10           0.8762          0.7556         </w:t>
+      </w:r>
+      <w:r>
+        <w:br/>
+      </w:r>
+      <w:r>
+        <w:rPr>
+          <w:rStyle w:val="VerbatimChar"/>
+        </w:rPr>
+        <w:t xml:space="preserve">20           0.8952          0.8000         </w:t>
+      </w:r>
+      <w:r>
+        <w:br/>
+      </w:r>
+      <w:r>
+        <w:rPr>
+          <w:rStyle w:val="VerbatimChar"/>
+        </w:rPr>
+        <w:t xml:space="preserve">50           0.8857          0.8000         </w:t>
+      </w:r>
+      <w:r>
+        <w:br/>
+      </w:r>
+      <w:r>
+        <w:rPr>
+          <w:rStyle w:val="VerbatimChar"/>
+        </w:rPr>
+        <w:t xml:space="preserve">100          0.8857          0.8000         </w:t>
+      </w:r>
+      <w:r>
+        <w:br/>
+      </w:r>
+      <w:r>
+        <w:rPr>
+          <w:rStyle w:val="VerbatimChar"/>
+        </w:rPr>
+        <w:t xml:space="preserve">200          0.8667          0.7778         </w:t>
+      </w:r>
+      <w:r>
+        <w:br/>
+      </w:r>
+      <w:r>
+        <w:br/>
+      </w:r>
+      <w:r>
+        <w:rPr>
+          <w:rStyle w:val="VerbatimChar"/>
+        </w:rPr>
+        <w:t xml:space="preserve">Gráfico guardado como 'random_forest_ntrees.png'</w:t>
+      </w:r>
+    </w:p>
+    <w:p>
+      <w:pPr>
+        <w:pStyle w:val="FirstParagraph"/>
+      </w:pPr>
+      <w:r>
+        <w:drawing>
+          <wp:inline>
+            <wp:extent cx="5943600" cy="3541134"/>
+            <wp:effectExtent b="0" l="0" r="0" t="0"/>
+            <wp:docPr descr="" title="" id="124" name="Picture"/>
+            <a:graphic>
+              <a:graphicData uri="http://schemas.openxmlformats.org/drawingml/2006/picture">
+                <pic:pic>
+                  <pic:nvPicPr>
+                    <pic:cNvPr descr="index_files/figure-docx/cell-15-output-2.png" id="125" name="Picture"/>
+                    <pic:cNvPicPr>
+                      <a:picLocks noChangeArrowheads="1" noChangeAspect="1"/>
+                    </pic:cNvPicPr>
+                  </pic:nvPicPr>
+                  <pic:blipFill>
+                    <a:blip r:embed="rId123"/>
+                    <a:stretch>
+                      <a:fillRect/>
+                    </a:stretch>
+                  </pic:blipFill>
+                  <pic:spPr bwMode="auto">
+                    <a:xfrm>
+                      <a:off x="0" y="0"/>
+                      <a:ext cx="5943600" cy="3541134"/>
+                    </a:xfrm>
+                    <a:prstGeom prst="rect">
+                      <a:avLst/>
+                    </a:prstGeom>
+                    <a:noFill/>
+                    <a:ln w="9525">
+                      <a:noFill/>
+                      <a:headEnd/>
+                      <a:tailEnd/>
+                    </a:ln>
+                  </pic:spPr>
+                </pic:pic>
+              </a:graphicData>
+            </a:graphic>
+          </wp:inline>
+        </w:drawing>
+      </w:r>
+    </w:p>
+    <w:bookmarkEnd w:id="126"/>
+    <w:bookmarkEnd w:id="127"/>
+    <w:bookmarkStart w:id="134" w:name="clasificación-multi-clase"/>
     <w:p>
       <w:pPr>
         <w:pStyle w:val="Heading1"/>
@@ -31310,7 +32885,7 @@
         <w:t xml:space="preserve">6. Clasificación multi-clase</w:t>
       </w:r>
     </w:p>
-    <w:bookmarkStart w:id="107" w:name="dataset-con-3-clases"/>
+    <w:bookmarkStart w:id="128" w:name="dataset-con-3-clases"/>
     <w:p>
       <w:pPr>
         <w:pStyle w:val="Heading2"/>
@@ -31870,8 +33445,85 @@
         <w:t xml:space="preserve">)</w:t>
       </w:r>
     </w:p>
-    <w:bookmarkEnd w:id="107"/>
-    <w:bookmarkStart w:id="108" w:name="entrenar-modelos-multi-clase"/>
+    <w:p>
+      <w:pPr>
+        <w:pStyle w:val="SourceCode"/>
+      </w:pPr>
+      <w:r>
+        <w:rPr>
+          <w:rStyle w:val="VerbatimChar"/>
+        </w:rPr>
+        <w:t xml:space="preserve">CLASIFICACIÓN MULTI-CLASE</w:t>
+      </w:r>
+      <w:r>
+        <w:br/>
+      </w:r>
+      <w:r>
+        <w:rPr>
+          <w:rStyle w:val="VerbatimChar"/>
+        </w:rPr>
+        <w:t xml:space="preserve">======================================================================</w:t>
+      </w:r>
+      <w:r>
+        <w:br/>
+      </w:r>
+      <w:r>
+        <w:rPr>
+          <w:rStyle w:val="VerbatimChar"/>
+        </w:rPr>
+        <w:t xml:space="preserve">Número de clases: 3</w:t>
+      </w:r>
+      <w:r>
+        <w:br/>
+      </w:r>
+      <w:r>
+        <w:rPr>
+          <w:rStyle w:val="VerbatimChar"/>
+        </w:rPr>
+        <w:t xml:space="preserve">Clases: ['setosa' 'versicolor' 'virginica']</w:t>
+      </w:r>
+      <w:r>
+        <w:br/>
+      </w:r>
+      <w:r>
+        <w:br/>
+      </w:r>
+      <w:r>
+        <w:rPr>
+          <w:rStyle w:val="VerbatimChar"/>
+        </w:rPr>
+        <w:t xml:space="preserve">Distribución:</w:t>
+      </w:r>
+      <w:r>
+        <w:br/>
+      </w:r>
+      <w:r>
+        <w:rPr>
+          <w:rStyle w:val="VerbatimChar"/>
+        </w:rPr>
+        <w:t xml:space="preserve">  setosa: 50 muestras</w:t>
+      </w:r>
+      <w:r>
+        <w:br/>
+      </w:r>
+      <w:r>
+        <w:rPr>
+          <w:rStyle w:val="VerbatimChar"/>
+        </w:rPr>
+        <w:t xml:space="preserve">  versicolor: 50 muestras</w:t>
+      </w:r>
+      <w:r>
+        <w:br/>
+      </w:r>
+      <w:r>
+        <w:rPr>
+          <w:rStyle w:val="VerbatimChar"/>
+        </w:rPr>
+        <w:t xml:space="preserve">  virginica: 50 muestras</w:t>
+      </w:r>
+    </w:p>
+    <w:bookmarkEnd w:id="128"/>
+    <w:bookmarkStart w:id="129" w:name="entrenar-modelos-multi-clase"/>
     <w:p>
       <w:pPr>
         <w:pStyle w:val="Heading2"/>
@@ -32974,8 +34626,286 @@
         <w:t xml:space="preserve">)</w:t>
       </w:r>
     </w:p>
-    <w:bookmarkEnd w:id="108"/>
-    <w:bookmarkStart w:id="109" w:name="visualización-multi-clase"/>
+    <w:p>
+      <w:pPr>
+        <w:pStyle w:val="SourceCode"/>
+      </w:pPr>
+      <w:r>
+        <w:br/>
+      </w:r>
+      <w:r>
+        <w:br/>
+      </w:r>
+      <w:r>
+        <w:rPr>
+          <w:rStyle w:val="VerbatimChar"/>
+        </w:rPr>
+        <w:t xml:space="preserve">RESULTADOS CLASIFICACIÓN MULTI-CLASE</w:t>
+      </w:r>
+      <w:r>
+        <w:br/>
+      </w:r>
+      <w:r>
+        <w:rPr>
+          <w:rStyle w:val="VerbatimChar"/>
+        </w:rPr>
+        <w:t xml:space="preserve">======================================================================</w:t>
+      </w:r>
+      <w:r>
+        <w:br/>
+      </w:r>
+      <w:r>
+        <w:br/>
+      </w:r>
+      <w:r>
+        <w:rPr>
+          <w:rStyle w:val="VerbatimChar"/>
+        </w:rPr>
+        <w:t xml:space="preserve">Logistic Regression:</w:t>
+      </w:r>
+      <w:r>
+        <w:br/>
+      </w:r>
+      <w:r>
+        <w:rPr>
+          <w:rStyle w:val="VerbatimChar"/>
+        </w:rPr>
+        <w:t xml:space="preserve">  Accuracy: 0.8222 (82.2%)</w:t>
+      </w:r>
+      <w:r>
+        <w:br/>
+      </w:r>
+      <w:r>
+        <w:rPr>
+          <w:rStyle w:val="VerbatimChar"/>
+        </w:rPr>
+        <w:t xml:space="preserve">  Matriz de confusión:</w:t>
+      </w:r>
+      <w:r>
+        <w:br/>
+      </w:r>
+      <w:r>
+        <w:rPr>
+          <w:rStyle w:val="VerbatimChar"/>
+        </w:rPr>
+        <w:t xml:space="preserve">  [[19  0  0]</w:t>
+      </w:r>
+      <w:r>
+        <w:br/>
+      </w:r>
+      <w:r>
+        <w:rPr>
+          <w:rStyle w:val="VerbatimChar"/>
+        </w:rPr>
+        <w:t xml:space="preserve"> [ 0  7  6]</w:t>
+      </w:r>
+      <w:r>
+        <w:br/>
+      </w:r>
+      <w:r>
+        <w:rPr>
+          <w:rStyle w:val="VerbatimChar"/>
+        </w:rPr>
+        <w:t xml:space="preserve"> [ 0  2 11]]</w:t>
+      </w:r>
+      <w:r>
+        <w:br/>
+      </w:r>
+      <w:r>
+        <w:br/>
+      </w:r>
+      <w:r>
+        <w:rPr>
+          <w:rStyle w:val="VerbatimChar"/>
+        </w:rPr>
+        <w:t xml:space="preserve">KNN:</w:t>
+      </w:r>
+      <w:r>
+        <w:br/>
+      </w:r>
+      <w:r>
+        <w:rPr>
+          <w:rStyle w:val="VerbatimChar"/>
+        </w:rPr>
+        <w:t xml:space="preserve">  Accuracy: 0.7778 (77.8%)</w:t>
+      </w:r>
+      <w:r>
+        <w:br/>
+      </w:r>
+      <w:r>
+        <w:rPr>
+          <w:rStyle w:val="VerbatimChar"/>
+        </w:rPr>
+        <w:t xml:space="preserve">  Matriz de confusión:</w:t>
+      </w:r>
+      <w:r>
+        <w:br/>
+      </w:r>
+      <w:r>
+        <w:rPr>
+          <w:rStyle w:val="VerbatimChar"/>
+        </w:rPr>
+        <w:t xml:space="preserve">  [[19  0  0]</w:t>
+      </w:r>
+      <w:r>
+        <w:br/>
+      </w:r>
+      <w:r>
+        <w:rPr>
+          <w:rStyle w:val="VerbatimChar"/>
+        </w:rPr>
+        <w:t xml:space="preserve"> [ 0  8  5]</w:t>
+      </w:r>
+      <w:r>
+        <w:br/>
+      </w:r>
+      <w:r>
+        <w:rPr>
+          <w:rStyle w:val="VerbatimChar"/>
+        </w:rPr>
+        <w:t xml:space="preserve"> [ 0  5  8]]</w:t>
+      </w:r>
+      <w:r>
+        <w:br/>
+      </w:r>
+      <w:r>
+        <w:br/>
+      </w:r>
+      <w:r>
+        <w:rPr>
+          <w:rStyle w:val="VerbatimChar"/>
+        </w:rPr>
+        <w:t xml:space="preserve">Decision Tree:</w:t>
+      </w:r>
+      <w:r>
+        <w:br/>
+      </w:r>
+      <w:r>
+        <w:rPr>
+          <w:rStyle w:val="VerbatimChar"/>
+        </w:rPr>
+        <w:t xml:space="preserve">  Accuracy: 0.7556 (75.6%)</w:t>
+      </w:r>
+      <w:r>
+        <w:br/>
+      </w:r>
+      <w:r>
+        <w:rPr>
+          <w:rStyle w:val="VerbatimChar"/>
+        </w:rPr>
+        <w:t xml:space="preserve">  Matriz de confusión:</w:t>
+      </w:r>
+      <w:r>
+        <w:br/>
+      </w:r>
+      <w:r>
+        <w:rPr>
+          <w:rStyle w:val="VerbatimChar"/>
+        </w:rPr>
+        <w:t xml:space="preserve">  [[18  1  0]</w:t>
+      </w:r>
+      <w:r>
+        <w:br/>
+      </w:r>
+      <w:r>
+        <w:rPr>
+          <w:rStyle w:val="VerbatimChar"/>
+        </w:rPr>
+        <w:t xml:space="preserve"> [ 0  8  5]</w:t>
+      </w:r>
+      <w:r>
+        <w:br/>
+      </w:r>
+      <w:r>
+        <w:rPr>
+          <w:rStyle w:val="VerbatimChar"/>
+        </w:rPr>
+        <w:t xml:space="preserve"> [ 0  5  8]]</w:t>
+      </w:r>
+      <w:r>
+        <w:br/>
+      </w:r>
+      <w:r>
+        <w:br/>
+      </w:r>
+      <w:r>
+        <w:rPr>
+          <w:rStyle w:val="VerbatimChar"/>
+        </w:rPr>
+        <w:t xml:space="preserve">Random Forest:</w:t>
+      </w:r>
+      <w:r>
+        <w:br/>
+      </w:r>
+      <w:r>
+        <w:rPr>
+          <w:rStyle w:val="VerbatimChar"/>
+        </w:rPr>
+        <w:t xml:space="preserve">  Accuracy: 0.7556 (75.6%)</w:t>
+      </w:r>
+      <w:r>
+        <w:br/>
+      </w:r>
+      <w:r>
+        <w:rPr>
+          <w:rStyle w:val="VerbatimChar"/>
+        </w:rPr>
+        <w:t xml:space="preserve">  Matriz de confusión:</w:t>
+      </w:r>
+      <w:r>
+        <w:br/>
+      </w:r>
+      <w:r>
+        <w:rPr>
+          <w:rStyle w:val="VerbatimChar"/>
+        </w:rPr>
+        <w:t xml:space="preserve">  [[19  0  0]</w:t>
+      </w:r>
+      <w:r>
+        <w:br/>
+      </w:r>
+      <w:r>
+        <w:rPr>
+          <w:rStyle w:val="VerbatimChar"/>
+        </w:rPr>
+        <w:t xml:space="preserve"> [ 0  7  6]</w:t>
+      </w:r>
+      <w:r>
+        <w:br/>
+      </w:r>
+      <w:r>
+        <w:rPr>
+          <w:rStyle w:val="VerbatimChar"/>
+        </w:rPr>
+        <w:t xml:space="preserve"> [ 0  5  8]]</w:t>
+      </w:r>
+      <w:r>
+        <w:br/>
+      </w:r>
+      <w:r>
+        <w:br/>
+      </w:r>
+      <w:r>
+        <w:br/>
+      </w:r>
+      <w:r>
+        <w:rPr>
+          <w:rStyle w:val="VerbatimChar"/>
+        </w:rPr>
+        <w:t xml:space="preserve">Mejor modelo: Logistic Regression</w:t>
+      </w:r>
+      <w:r>
+        <w:br/>
+      </w:r>
+      <w:r>
+        <w:rPr>
+          <w:rStyle w:val="VerbatimChar"/>
+        </w:rPr>
+        <w:t xml:space="preserve">Accuracy: 0.8222</w:t>
+      </w:r>
+    </w:p>
+    <w:bookmarkEnd w:id="129"/>
+    <w:bookmarkStart w:id="133" w:name="visualización-multi-clase"/>
     <w:p>
       <w:pPr>
         <w:pStyle w:val="Heading2"/>
@@ -34123,9 +36053,70 @@
         <w:t xml:space="preserve">)</w:t>
       </w:r>
     </w:p>
-    <w:bookmarkEnd w:id="109"/>
-    <w:bookmarkEnd w:id="110"/>
-    <w:bookmarkStart w:id="113" w:name="comparación-de-modelos"/>
+    <w:p>
+      <w:pPr>
+        <w:pStyle w:val="SourceCode"/>
+      </w:pPr>
+      <w:r>
+        <w:br/>
+      </w:r>
+      <w:r>
+        <w:rPr>
+          <w:rStyle w:val="VerbatimChar"/>
+        </w:rPr>
+        <w:t xml:space="preserve">Comparación guardada como 'multiclass_comparison.png'</w:t>
+      </w:r>
+    </w:p>
+    <w:p>
+      <w:pPr>
+        <w:pStyle w:val="FirstParagraph"/>
+      </w:pPr>
+      <w:r>
+        <w:drawing>
+          <wp:inline>
+            <wp:extent cx="5943600" cy="5195781"/>
+            <wp:effectExtent b="0" l="0" r="0" t="0"/>
+            <wp:docPr descr="" title="" id="131" name="Picture"/>
+            <a:graphic>
+              <a:graphicData uri="http://schemas.openxmlformats.org/drawingml/2006/picture">
+                <pic:pic>
+                  <pic:nvPicPr>
+                    <pic:cNvPr descr="index_files/figure-docx/cell-18-output-2.png" id="132" name="Picture"/>
+                    <pic:cNvPicPr>
+                      <a:picLocks noChangeArrowheads="1" noChangeAspect="1"/>
+                    </pic:cNvPicPr>
+                  </pic:nvPicPr>
+                  <pic:blipFill>
+                    <a:blip r:embed="rId130"/>
+                    <a:stretch>
+                      <a:fillRect/>
+                    </a:stretch>
+                  </pic:blipFill>
+                  <pic:spPr bwMode="auto">
+                    <a:xfrm>
+                      <a:off x="0" y="0"/>
+                      <a:ext cx="5943600" cy="5195781"/>
+                    </a:xfrm>
+                    <a:prstGeom prst="rect">
+                      <a:avLst/>
+                    </a:prstGeom>
+                    <a:noFill/>
+                    <a:ln w="9525">
+                      <a:noFill/>
+                      <a:headEnd/>
+                      <a:tailEnd/>
+                    </a:ln>
+                  </pic:spPr>
+                </pic:pic>
+              </a:graphicData>
+            </a:graphic>
+          </wp:inline>
+        </w:drawing>
+      </w:r>
+    </w:p>
+    <w:bookmarkEnd w:id="133"/>
+    <w:bookmarkEnd w:id="134"/>
+    <w:bookmarkStart w:id="140" w:name="comparación-de-modelos"/>
     <w:p>
       <w:pPr>
         <w:pStyle w:val="Heading1"/>
@@ -34134,7 +36125,7 @@
         <w:t xml:space="preserve">7. Comparación de modelos</w:t>
       </w:r>
     </w:p>
-    <w:bookmarkStart w:id="111" w:name="curvas-roc-para-cada-modelo"/>
+    <w:bookmarkStart w:id="138" w:name="curvas-roc-para-cada-modelo"/>
     <w:p>
       <w:pPr>
         <w:pStyle w:val="Heading2"/>
@@ -35357,8 +37348,66 @@
         <w:t xml:space="preserve">calcular_roc_multimodelo(modelos_binarios, X_test, y_test)</w:t>
       </w:r>
     </w:p>
-    <w:bookmarkEnd w:id="111"/>
-    <w:bookmarkStart w:id="112" w:name="tabla-comparativa-de-métricas"/>
+    <w:p>
+      <w:pPr>
+        <w:pStyle w:val="SourceCode"/>
+      </w:pPr>
+      <w:r>
+        <w:rPr>
+          <w:rStyle w:val="VerbatimChar"/>
+        </w:rPr>
+        <w:t xml:space="preserve">Curvas ROC guardadas como 'roc_comparison.png'</w:t>
+      </w:r>
+    </w:p>
+    <w:p>
+      <w:pPr>
+        <w:pStyle w:val="FirstParagraph"/>
+      </w:pPr>
+      <w:r>
+        <w:drawing>
+          <wp:inline>
+            <wp:extent cx="5943600" cy="4742367"/>
+            <wp:effectExtent b="0" l="0" r="0" t="0"/>
+            <wp:docPr descr="" title="" id="136" name="Picture"/>
+            <a:graphic>
+              <a:graphicData uri="http://schemas.openxmlformats.org/drawingml/2006/picture">
+                <pic:pic>
+                  <pic:nvPicPr>
+                    <pic:cNvPr descr="index_files/figure-docx/cell-19-output-2.png" id="137" name="Picture"/>
+                    <pic:cNvPicPr>
+                      <a:picLocks noChangeArrowheads="1" noChangeAspect="1"/>
+                    </pic:cNvPicPr>
+                  </pic:nvPicPr>
+                  <pic:blipFill>
+                    <a:blip r:embed="rId135"/>
+                    <a:stretch>
+                      <a:fillRect/>
+                    </a:stretch>
+                  </pic:blipFill>
+                  <pic:spPr bwMode="auto">
+                    <a:xfrm>
+                      <a:off x="0" y="0"/>
+                      <a:ext cx="5943600" cy="4742367"/>
+                    </a:xfrm>
+                    <a:prstGeom prst="rect">
+                      <a:avLst/>
+                    </a:prstGeom>
+                    <a:noFill/>
+                    <a:ln w="9525">
+                      <a:noFill/>
+                      <a:headEnd/>
+                      <a:tailEnd/>
+                    </a:ln>
+                  </pic:spPr>
+                </pic:pic>
+              </a:graphicData>
+            </a:graphic>
+          </wp:inline>
+        </w:drawing>
+      </w:r>
+    </w:p>
+    <w:bookmarkEnd w:id="138"/>
+    <w:bookmarkStart w:id="139" w:name="tabla-comparativa-de-métricas"/>
     <w:p>
       <w:pPr>
         <w:pStyle w:val="Heading2"/>
@@ -36275,9 +38324,95 @@
         <w:t xml:space="preserve">)</w:t>
       </w:r>
     </w:p>
-    <w:bookmarkEnd w:id="112"/>
-    <w:bookmarkEnd w:id="113"/>
-    <w:bookmarkStart w:id="116" w:name="aplicaciones-económicas-1"/>
+    <w:p>
+      <w:pPr>
+        <w:pStyle w:val="SourceCode"/>
+      </w:pPr>
+      <w:r>
+        <w:br/>
+      </w:r>
+      <w:r>
+        <w:br/>
+      </w:r>
+      <w:r>
+        <w:rPr>
+          <w:rStyle w:val="VerbatimChar"/>
+        </w:rPr>
+        <w:t xml:space="preserve">TABLA COMPARATIVA DE MODELOS</w:t>
+      </w:r>
+      <w:r>
+        <w:br/>
+      </w:r>
+      <w:r>
+        <w:rPr>
+          <w:rStyle w:val="VerbatimChar"/>
+        </w:rPr>
+        <w:t xml:space="preserve">======================================================================</w:t>
+      </w:r>
+      <w:r>
+        <w:br/>
+      </w:r>
+      <w:r>
+        <w:rPr>
+          <w:rStyle w:val="VerbatimChar"/>
+        </w:rPr>
+        <w:t xml:space="preserve">             Modelo  Accuracy  Precision  Recall  F1-Score    AUC</w:t>
+      </w:r>
+      <w:r>
+        <w:br/>
+      </w:r>
+      <w:r>
+        <w:rPr>
+          <w:rStyle w:val="VerbatimChar"/>
+        </w:rPr>
+        <w:t xml:space="preserve">Logistic Regression    0.8667     0.7333  0.8462    0.7857 0.9147</w:t>
+      </w:r>
+      <w:r>
+        <w:br/>
+      </w:r>
+      <w:r>
+        <w:rPr>
+          <w:rStyle w:val="VerbatimChar"/>
+        </w:rPr>
+        <w:t xml:space="preserve">          KNN (k=5)    0.7778     0.6154  0.6154    0.6154 0.8582</w:t>
+      </w:r>
+      <w:r>
+        <w:br/>
+      </w:r>
+      <w:r>
+        <w:rPr>
+          <w:rStyle w:val="VerbatimChar"/>
+        </w:rPr>
+        <w:t xml:space="preserve">      Decision Tree    0.7556     0.6250  0.3846    0.4762 0.7536</w:t>
+      </w:r>
+      <w:r>
+        <w:br/>
+      </w:r>
+      <w:r>
+        <w:rPr>
+          <w:rStyle w:val="VerbatimChar"/>
+        </w:rPr>
+        <w:t xml:space="preserve">      Random Forest    0.7333     0.5385  0.5385    0.5385 0.8209</w:t>
+      </w:r>
+      <w:r>
+        <w:br/>
+      </w:r>
+      <w:r>
+        <w:br/>
+      </w:r>
+      <w:r>
+        <w:br/>
+      </w:r>
+      <w:r>
+        <w:rPr>
+          <w:rStyle w:val="VerbatimChar"/>
+        </w:rPr>
+        <w:t xml:space="preserve">Tabla guardada como 'comparacion_modelos.csv'</w:t>
+      </w:r>
+    </w:p>
+    <w:bookmarkEnd w:id="139"/>
+    <w:bookmarkEnd w:id="140"/>
+    <w:bookmarkStart w:id="143" w:name="aplicaciones-económicas-1"/>
     <w:p>
       <w:pPr>
         <w:pStyle w:val="Heading1"/>
@@ -36286,7 +38421,7 @@
         <w:t xml:space="preserve">8. Aplicaciones económicas</w:t>
       </w:r>
     </w:p>
-    <w:bookmarkStart w:id="114" w:name="Xae9dcad923c1bb9d2e6b31508367d61fef3cf6e"/>
+    <w:bookmarkStart w:id="141" w:name="Xae9dcad923c1bb9d2e6b31508367d61fef3cf6e"/>
     <w:p>
       <w:pPr>
         <w:pStyle w:val="Heading2"/>
@@ -39300,8 +41435,655 @@
         <w:t xml:space="preserve">)</w:t>
       </w:r>
     </w:p>
-    <w:bookmarkEnd w:id="114"/>
-    <w:bookmarkStart w:id="115" w:name="aplicación-2-segmentación-de-clientes"/>
+    <w:p>
+      <w:pPr>
+        <w:pStyle w:val="SourceCode"/>
+      </w:pPr>
+      <w:r>
+        <w:br/>
+      </w:r>
+      <w:r>
+        <w:br/>
+      </w:r>
+      <w:r>
+        <w:br/>
+      </w:r>
+      <w:r>
+        <w:rPr>
+          <w:rStyle w:val="VerbatimChar"/>
+        </w:rPr>
+        <w:t xml:space="preserve">APLICACIÓN: CLASIFICACIÓN DE RIESGO CREDITICIO</w:t>
+      </w:r>
+      <w:r>
+        <w:br/>
+      </w:r>
+      <w:r>
+        <w:rPr>
+          <w:rStyle w:val="VerbatimChar"/>
+        </w:rPr>
+        <w:t xml:space="preserve">======================================================================</w:t>
+      </w:r>
+      <w:r>
+        <w:br/>
+      </w:r>
+      <w:r>
+        <w:br/>
+      </w:r>
+      <w:r>
+        <w:rPr>
+          <w:rStyle w:val="VerbatimChar"/>
+        </w:rPr>
+        <w:t xml:space="preserve">Dataset de crédito:</w:t>
+      </w:r>
+      <w:r>
+        <w:br/>
+      </w:r>
+      <w:r>
+        <w:rPr>
+          <w:rStyle w:val="VerbatimChar"/>
+        </w:rPr>
+        <w:t xml:space="preserve">  Total clientes: 2,000</w:t>
+      </w:r>
+      <w:r>
+        <w:br/>
+      </w:r>
+      <w:r>
+        <w:br/>
+      </w:r>
+      <w:r>
+        <w:rPr>
+          <w:rStyle w:val="VerbatimChar"/>
+        </w:rPr>
+        <w:t xml:space="preserve">Distribución de riesgo:</w:t>
+      </w:r>
+      <w:r>
+        <w:br/>
+      </w:r>
+      <w:r>
+        <w:rPr>
+          <w:rStyle w:val="VerbatimChar"/>
+        </w:rPr>
+        <w:t xml:space="preserve">riesgo</w:t>
+      </w:r>
+      <w:r>
+        <w:br/>
+      </w:r>
+      <w:r>
+        <w:rPr>
+          <w:rStyle w:val="VerbatimChar"/>
+        </w:rPr>
+        <w:t xml:space="preserve">Medio    1406</w:t>
+      </w:r>
+      <w:r>
+        <w:br/>
+      </w:r>
+      <w:r>
+        <w:rPr>
+          <w:rStyle w:val="VerbatimChar"/>
+        </w:rPr>
+        <w:t xml:space="preserve">Bajo      399</w:t>
+      </w:r>
+      <w:r>
+        <w:br/>
+      </w:r>
+      <w:r>
+        <w:rPr>
+          <w:rStyle w:val="VerbatimChar"/>
+        </w:rPr>
+        <w:t xml:space="preserve">Alto      195</w:t>
+      </w:r>
+      <w:r>
+        <w:br/>
+      </w:r>
+      <w:r>
+        <w:rPr>
+          <w:rStyle w:val="VerbatimChar"/>
+        </w:rPr>
+        <w:t xml:space="preserve">Name: count, dtype: int64</w:t>
+      </w:r>
+      <w:r>
+        <w:br/>
+      </w:r>
+      <w:r>
+        <w:br/>
+      </w:r>
+      <w:r>
+        <w:br/>
+      </w:r>
+      <w:r>
+        <w:rPr>
+          <w:rStyle w:val="VerbatimChar"/>
+        </w:rPr>
+        <w:t xml:space="preserve">ENTRENAMIENTO DE MODELOS</w:t>
+      </w:r>
+      <w:r>
+        <w:br/>
+      </w:r>
+      <w:r>
+        <w:rPr>
+          <w:rStyle w:val="VerbatimChar"/>
+        </w:rPr>
+        <w:t xml:space="preserve">======================================================================</w:t>
+      </w:r>
+      <w:r>
+        <w:br/>
+      </w:r>
+      <w:r>
+        <w:br/>
+      </w:r>
+      <w:r>
+        <w:rPr>
+          <w:rStyle w:val="VerbatimChar"/>
+        </w:rPr>
+        <w:t xml:space="preserve">Random Forest:</w:t>
+      </w:r>
+      <w:r>
+        <w:br/>
+      </w:r>
+      <w:r>
+        <w:rPr>
+          <w:rStyle w:val="VerbatimChar"/>
+        </w:rPr>
+        <w:t xml:space="preserve">  Accuracy: 0.8217 (82.2%)</w:t>
+      </w:r>
+      <w:r>
+        <w:br/>
+      </w:r>
+      <w:r>
+        <w:br/>
+      </w:r>
+      <w:r>
+        <w:rPr>
+          <w:rStyle w:val="VerbatimChar"/>
+        </w:rPr>
+        <w:t xml:space="preserve">  Reporte de clasificación:</w:t>
+      </w:r>
+      <w:r>
+        <w:br/>
+      </w:r>
+      <w:r>
+        <w:rPr>
+          <w:rStyle w:val="VerbatimChar"/>
+        </w:rPr>
+        <w:t xml:space="preserve">              precision    recall  f1-score   support</w:t>
+      </w:r>
+      <w:r>
+        <w:br/>
+      </w:r>
+      <w:r>
+        <w:br/>
+      </w:r>
+      <w:r>
+        <w:rPr>
+          <w:rStyle w:val="VerbatimChar"/>
+        </w:rPr>
+        <w:t xml:space="preserve">        Bajo      0.828     0.600     0.696       120</w:t>
+      </w:r>
+      <w:r>
+        <w:br/>
+      </w:r>
+      <w:r>
+        <w:rPr>
+          <w:rStyle w:val="VerbatimChar"/>
+        </w:rPr>
+        <w:t xml:space="preserve">       Medio      0.819     0.957     0.883       422</w:t>
+      </w:r>
+      <w:r>
+        <w:br/>
+      </w:r>
+      <w:r>
+        <w:rPr>
+          <w:rStyle w:val="VerbatimChar"/>
+        </w:rPr>
+        <w:t xml:space="preserve">        Alto      0.850     0.293     0.436        58</w:t>
+      </w:r>
+      <w:r>
+        <w:br/>
+      </w:r>
+      <w:r>
+        <w:br/>
+      </w:r>
+      <w:r>
+        <w:rPr>
+          <w:rStyle w:val="VerbatimChar"/>
+        </w:rPr>
+        <w:t xml:space="preserve">    accuracy                          0.822       600</w:t>
+      </w:r>
+      <w:r>
+        <w:br/>
+      </w:r>
+      <w:r>
+        <w:rPr>
+          <w:rStyle w:val="VerbatimChar"/>
+        </w:rPr>
+        <w:t xml:space="preserve">   macro avg      0.832     0.617     0.672       600</w:t>
+      </w:r>
+      <w:r>
+        <w:br/>
+      </w:r>
+      <w:r>
+        <w:rPr>
+          <w:rStyle w:val="VerbatimChar"/>
+        </w:rPr>
+        <w:t xml:space="preserve">weighted avg      0.824     0.822     0.802       600</w:t>
+      </w:r>
+      <w:r>
+        <w:br/>
+      </w:r>
+      <w:r>
+        <w:br/>
+      </w:r>
+      <w:r>
+        <w:br/>
+      </w:r>
+      <w:r>
+        <w:rPr>
+          <w:rStyle w:val="VerbatimChar"/>
+        </w:rPr>
+        <w:t xml:space="preserve">Decision Tree:</w:t>
+      </w:r>
+      <w:r>
+        <w:br/>
+      </w:r>
+      <w:r>
+        <w:rPr>
+          <w:rStyle w:val="VerbatimChar"/>
+        </w:rPr>
+        <w:t xml:space="preserve">  Accuracy: 0.7967 (79.7%)</w:t>
+      </w:r>
+      <w:r>
+        <w:br/>
+      </w:r>
+      <w:r>
+        <w:br/>
+      </w:r>
+      <w:r>
+        <w:rPr>
+          <w:rStyle w:val="VerbatimChar"/>
+        </w:rPr>
+        <w:t xml:space="preserve">  Reporte de clasificación:</w:t>
+      </w:r>
+      <w:r>
+        <w:br/>
+      </w:r>
+      <w:r>
+        <w:rPr>
+          <w:rStyle w:val="VerbatimChar"/>
+        </w:rPr>
+        <w:t xml:space="preserve">              precision    recall  f1-score   support</w:t>
+      </w:r>
+      <w:r>
+        <w:br/>
+      </w:r>
+      <w:r>
+        <w:br/>
+      </w:r>
+      <w:r>
+        <w:rPr>
+          <w:rStyle w:val="VerbatimChar"/>
+        </w:rPr>
+        <w:t xml:space="preserve">        Bajo      0.694     0.717     0.705       120</w:t>
+      </w:r>
+      <w:r>
+        <w:br/>
+      </w:r>
+      <w:r>
+        <w:rPr>
+          <w:rStyle w:val="VerbatimChar"/>
+        </w:rPr>
+        <w:t xml:space="preserve">       Medio      0.841     0.879     0.860       422</w:t>
+      </w:r>
+      <w:r>
+        <w:br/>
+      </w:r>
+      <w:r>
+        <w:rPr>
+          <w:rStyle w:val="VerbatimChar"/>
+        </w:rPr>
+        <w:t xml:space="preserve">        Alto      0.600     0.362     0.452        58</w:t>
+      </w:r>
+      <w:r>
+        <w:br/>
+      </w:r>
+      <w:r>
+        <w:br/>
+      </w:r>
+      <w:r>
+        <w:rPr>
+          <w:rStyle w:val="VerbatimChar"/>
+        </w:rPr>
+        <w:t xml:space="preserve">    accuracy                          0.797       600</w:t>
+      </w:r>
+      <w:r>
+        <w:br/>
+      </w:r>
+      <w:r>
+        <w:rPr>
+          <w:rStyle w:val="VerbatimChar"/>
+        </w:rPr>
+        <w:t xml:space="preserve">   macro avg      0.712     0.653     0.672       600</w:t>
+      </w:r>
+      <w:r>
+        <w:br/>
+      </w:r>
+      <w:r>
+        <w:rPr>
+          <w:rStyle w:val="VerbatimChar"/>
+        </w:rPr>
+        <w:t xml:space="preserve">weighted avg      0.788     0.797     0.789       600</w:t>
+      </w:r>
+      <w:r>
+        <w:br/>
+      </w:r>
+      <w:r>
+        <w:br/>
+      </w:r>
+      <w:r>
+        <w:br/>
+      </w:r>
+      <w:r>
+        <w:rPr>
+          <w:rStyle w:val="VerbatimChar"/>
+        </w:rPr>
+        <w:t xml:space="preserve">KNN:</w:t>
+      </w:r>
+      <w:r>
+        <w:br/>
+      </w:r>
+      <w:r>
+        <w:rPr>
+          <w:rStyle w:val="VerbatimChar"/>
+        </w:rPr>
+        <w:t xml:space="preserve">  Accuracy: 0.8150 (81.5%)</w:t>
+      </w:r>
+      <w:r>
+        <w:br/>
+      </w:r>
+      <w:r>
+        <w:br/>
+      </w:r>
+      <w:r>
+        <w:rPr>
+          <w:rStyle w:val="VerbatimChar"/>
+        </w:rPr>
+        <w:t xml:space="preserve">  Reporte de clasificación:</w:t>
+      </w:r>
+      <w:r>
+        <w:br/>
+      </w:r>
+      <w:r>
+        <w:rPr>
+          <w:rStyle w:val="VerbatimChar"/>
+        </w:rPr>
+        <w:t xml:space="preserve">              precision    recall  f1-score   support</w:t>
+      </w:r>
+      <w:r>
+        <w:br/>
+      </w:r>
+      <w:r>
+        <w:br/>
+      </w:r>
+      <w:r>
+        <w:rPr>
+          <w:rStyle w:val="VerbatimChar"/>
+        </w:rPr>
+        <w:t xml:space="preserve">        Bajo      0.779     0.617     0.688       120</w:t>
+      </w:r>
+      <w:r>
+        <w:br/>
+      </w:r>
+      <w:r>
+        <w:rPr>
+          <w:rStyle w:val="VerbatimChar"/>
+        </w:rPr>
+        <w:t xml:space="preserve">       Medio      0.818     0.948     0.878       422</w:t>
+      </w:r>
+      <w:r>
+        <w:br/>
+      </w:r>
+      <w:r>
+        <w:rPr>
+          <w:rStyle w:val="VerbatimChar"/>
+        </w:rPr>
+        <w:t xml:space="preserve">        Alto      0.938     0.259     0.405        58</w:t>
+      </w:r>
+      <w:r>
+        <w:br/>
+      </w:r>
+      <w:r>
+        <w:br/>
+      </w:r>
+      <w:r>
+        <w:rPr>
+          <w:rStyle w:val="VerbatimChar"/>
+        </w:rPr>
+        <w:t xml:space="preserve">    accuracy                          0.815       600</w:t>
+      </w:r>
+      <w:r>
+        <w:br/>
+      </w:r>
+      <w:r>
+        <w:rPr>
+          <w:rStyle w:val="VerbatimChar"/>
+        </w:rPr>
+        <w:t xml:space="preserve">   macro avg      0.845     0.608     0.657       600</w:t>
+      </w:r>
+      <w:r>
+        <w:br/>
+      </w:r>
+      <w:r>
+        <w:rPr>
+          <w:rStyle w:val="VerbatimChar"/>
+        </w:rPr>
+        <w:t xml:space="preserve">weighted avg      0.822     0.815     0.794       600</w:t>
+      </w:r>
+      <w:r>
+        <w:br/>
+      </w:r>
+      <w:r>
+        <w:br/>
+      </w:r>
+      <w:r>
+        <w:br/>
+      </w:r>
+      <w:r>
+        <w:rPr>
+          <w:rStyle w:val="VerbatimChar"/>
+        </w:rPr>
+        <w:t xml:space="preserve">Logistic Regression:</w:t>
+      </w:r>
+      <w:r>
+        <w:br/>
+      </w:r>
+      <w:r>
+        <w:rPr>
+          <w:rStyle w:val="VerbatimChar"/>
+        </w:rPr>
+        <w:t xml:space="preserve">  Accuracy: 0.8600 (86.0%)</w:t>
+      </w:r>
+      <w:r>
+        <w:br/>
+      </w:r>
+      <w:r>
+        <w:br/>
+      </w:r>
+      <w:r>
+        <w:rPr>
+          <w:rStyle w:val="VerbatimChar"/>
+        </w:rPr>
+        <w:t xml:space="preserve">  Reporte de clasificación:</w:t>
+      </w:r>
+      <w:r>
+        <w:br/>
+      </w:r>
+      <w:r>
+        <w:rPr>
+          <w:rStyle w:val="VerbatimChar"/>
+        </w:rPr>
+        <w:t xml:space="preserve">              precision    recall  f1-score   support</w:t>
+      </w:r>
+      <w:r>
+        <w:br/>
+      </w:r>
+      <w:r>
+        <w:br/>
+      </w:r>
+      <w:r>
+        <w:rPr>
+          <w:rStyle w:val="VerbatimChar"/>
+        </w:rPr>
+        <w:t xml:space="preserve">        Bajo      0.823     0.775     0.798       120</w:t>
+      </w:r>
+      <w:r>
+        <w:br/>
+      </w:r>
+      <w:r>
+        <w:rPr>
+          <w:rStyle w:val="VerbatimChar"/>
+        </w:rPr>
+        <w:t xml:space="preserve">       Medio      0.876     0.934     0.904       422</w:t>
+      </w:r>
+      <w:r>
+        <w:br/>
+      </w:r>
+      <w:r>
+        <w:rPr>
+          <w:rStyle w:val="VerbatimChar"/>
+        </w:rPr>
+        <w:t xml:space="preserve">        Alto      0.784     0.500     0.611        58</w:t>
+      </w:r>
+      <w:r>
+        <w:br/>
+      </w:r>
+      <w:r>
+        <w:br/>
+      </w:r>
+      <w:r>
+        <w:rPr>
+          <w:rStyle w:val="VerbatimChar"/>
+        </w:rPr>
+        <w:t xml:space="preserve">    accuracy                          0.860       600</w:t>
+      </w:r>
+      <w:r>
+        <w:br/>
+      </w:r>
+      <w:r>
+        <w:rPr>
+          <w:rStyle w:val="VerbatimChar"/>
+        </w:rPr>
+        <w:t xml:space="preserve">   macro avg      0.827     0.736     0.771       600</w:t>
+      </w:r>
+      <w:r>
+        <w:br/>
+      </w:r>
+      <w:r>
+        <w:rPr>
+          <w:rStyle w:val="VerbatimChar"/>
+        </w:rPr>
+        <w:t xml:space="preserve">weighted avg      0.856     0.860     0.854       600</w:t>
+      </w:r>
+      <w:r>
+        <w:br/>
+      </w:r>
+      <w:r>
+        <w:br/>
+      </w:r>
+      <w:r>
+        <w:br/>
+      </w:r>
+      <w:r>
+        <w:br/>
+      </w:r>
+      <w:r>
+        <w:rPr>
+          <w:rStyle w:val="VerbatimChar"/>
+        </w:rPr>
+        <w:t xml:space="preserve">IMPORTANCIA DE CARACTERÍSTICAS (Random Forest)</w:t>
+      </w:r>
+      <w:r>
+        <w:br/>
+      </w:r>
+      <w:r>
+        <w:rPr>
+          <w:rStyle w:val="VerbatimChar"/>
+        </w:rPr>
+        <w:t xml:space="preserve">======================================================================</w:t>
+      </w:r>
+      <w:r>
+        <w:br/>
+      </w:r>
+      <w:r>
+        <w:rPr>
+          <w:rStyle w:val="VerbatimChar"/>
+        </w:rPr>
+        <w:t xml:space="preserve">  ratio_deuda_ingreso       0.3181 ███████████████████████████████</w:t>
+      </w:r>
+      <w:r>
+        <w:br/>
+      </w:r>
+      <w:r>
+        <w:rPr>
+          <w:rStyle w:val="VerbatimChar"/>
+        </w:rPr>
+        <w:t xml:space="preserve">  score_crediticio          0.1543 ███████████████</w:t>
+      </w:r>
+      <w:r>
+        <w:br/>
+      </w:r>
+      <w:r>
+        <w:rPr>
+          <w:rStyle w:val="VerbatimChar"/>
+        </w:rPr>
+        <w:t xml:space="preserve">  num_creditos_previos      0.1495 ██████████████</w:t>
+      </w:r>
+      <w:r>
+        <w:br/>
+      </w:r>
+      <w:r>
+        <w:rPr>
+          <w:rStyle w:val="VerbatimChar"/>
+        </w:rPr>
+        <w:t xml:space="preserve">  antiguedad_laboral        0.1171 ███████████</w:t>
+      </w:r>
+      <w:r>
+        <w:br/>
+      </w:r>
+      <w:r>
+        <w:rPr>
+          <w:rStyle w:val="VerbatimChar"/>
+        </w:rPr>
+        <w:t xml:space="preserve">  monto_solicitado          0.0876 ████████</w:t>
+      </w:r>
+      <w:r>
+        <w:br/>
+      </w:r>
+      <w:r>
+        <w:rPr>
+          <w:rStyle w:val="VerbatimChar"/>
+        </w:rPr>
+        <w:t xml:space="preserve">  ingreso_anual             0.0861 ████████</w:t>
+      </w:r>
+      <w:r>
+        <w:br/>
+      </w:r>
+      <w:r>
+        <w:rPr>
+          <w:rStyle w:val="VerbatimChar"/>
+        </w:rPr>
+        <w:t xml:space="preserve">  edad                      0.0739 ███████</w:t>
+      </w:r>
+      <w:r>
+        <w:br/>
+      </w:r>
+      <w:r>
+        <w:rPr>
+          <w:rStyle w:val="VerbatimChar"/>
+        </w:rPr>
+        <w:t xml:space="preserve">  tiene_hipoteca            0.0134 █</w:t>
+      </w:r>
+    </w:p>
+    <w:bookmarkEnd w:id="141"/>
+    <w:bookmarkStart w:id="142" w:name="aplicación-2-segmentación-de-clientes"/>
     <w:p>
       <w:pPr>
         <w:pStyle w:val="Heading2"/>
@@ -42933,9 +45715,368 @@
         <w:t xml:space="preserve">)</w:t>
       </w:r>
     </w:p>
-    <w:bookmarkEnd w:id="115"/>
-    <w:bookmarkEnd w:id="116"/>
-    <w:bookmarkStart w:id="118" w:name="ejercicios-prácticos"/>
+    <w:p>
+      <w:pPr>
+        <w:pStyle w:val="SourceCode"/>
+      </w:pPr>
+      <w:r>
+        <w:br/>
+      </w:r>
+      <w:r>
+        <w:br/>
+      </w:r>
+      <w:r>
+        <w:br/>
+      </w:r>
+      <w:r>
+        <w:rPr>
+          <w:rStyle w:val="VerbatimChar"/>
+        </w:rPr>
+        <w:t xml:space="preserve">APLICACIÓN: SEGMENTACIÓN DE CLIENTES</w:t>
+      </w:r>
+      <w:r>
+        <w:br/>
+      </w:r>
+      <w:r>
+        <w:rPr>
+          <w:rStyle w:val="VerbatimChar"/>
+        </w:rPr>
+        <w:t xml:space="preserve">======================================================================</w:t>
+      </w:r>
+      <w:r>
+        <w:br/>
+      </w:r>
+      <w:r>
+        <w:br/>
+      </w:r>
+      <w:r>
+        <w:rPr>
+          <w:rStyle w:val="VerbatimChar"/>
+        </w:rPr>
+        <w:t xml:space="preserve">Distribución de segmentos:</w:t>
+      </w:r>
+      <w:r>
+        <w:br/>
+      </w:r>
+      <w:r>
+        <w:rPr>
+          <w:rStyle w:val="VerbatimChar"/>
+        </w:rPr>
+        <w:t xml:space="preserve">segmento</w:t>
+      </w:r>
+      <w:r>
+        <w:br/>
+      </w:r>
+      <w:r>
+        <w:rPr>
+          <w:rStyle w:val="VerbatimChar"/>
+        </w:rPr>
+        <w:t xml:space="preserve">Bronce     129</w:t>
+      </w:r>
+      <w:r>
+        <w:br/>
+      </w:r>
+      <w:r>
+        <w:rPr>
+          <w:rStyle w:val="VerbatimChar"/>
+        </w:rPr>
+        <w:t xml:space="preserve">Plata      548</w:t>
+      </w:r>
+      <w:r>
+        <w:br/>
+      </w:r>
+      <w:r>
+        <w:rPr>
+          <w:rStyle w:val="VerbatimChar"/>
+        </w:rPr>
+        <w:t xml:space="preserve">Oro        635</w:t>
+      </w:r>
+      <w:r>
+        <w:br/>
+      </w:r>
+      <w:r>
+        <w:rPr>
+          <w:rStyle w:val="VerbatimChar"/>
+        </w:rPr>
+        <w:t xml:space="preserve">Platino    188</w:t>
+      </w:r>
+      <w:r>
+        <w:br/>
+      </w:r>
+      <w:r>
+        <w:rPr>
+          <w:rStyle w:val="VerbatimChar"/>
+        </w:rPr>
+        <w:t xml:space="preserve">Name: count, dtype: int64</w:t>
+      </w:r>
+      <w:r>
+        <w:br/>
+      </w:r>
+      <w:r>
+        <w:br/>
+      </w:r>
+      <w:r>
+        <w:br/>
+      </w:r>
+      <w:r>
+        <w:rPr>
+          <w:rStyle w:val="VerbatimChar"/>
+        </w:rPr>
+        <w:t xml:space="preserve">MODELO DE SEGMENTACIÓN</w:t>
+      </w:r>
+      <w:r>
+        <w:br/>
+      </w:r>
+      <w:r>
+        <w:rPr>
+          <w:rStyle w:val="VerbatimChar"/>
+        </w:rPr>
+        <w:t xml:space="preserve">======================================================================</w:t>
+      </w:r>
+      <w:r>
+        <w:br/>
+      </w:r>
+      <w:r>
+        <w:rPr>
+          <w:rStyle w:val="VerbatimChar"/>
+        </w:rPr>
+        <w:t xml:space="preserve">Accuracy: 0.8489 (84.9%)</w:t>
+      </w:r>
+      <w:r>
+        <w:br/>
+      </w:r>
+      <w:r>
+        <w:br/>
+      </w:r>
+      <w:r>
+        <w:rPr>
+          <w:rStyle w:val="VerbatimChar"/>
+        </w:rPr>
+        <w:t xml:space="preserve">Matriz de confusión:</w:t>
+      </w:r>
+      <w:r>
+        <w:br/>
+      </w:r>
+      <w:r>
+        <w:rPr>
+          <w:rStyle w:val="VerbatimChar"/>
+        </w:rPr>
+        <w:t xml:space="preserve">                    Predicho</w:t>
+      </w:r>
+      <w:r>
+        <w:br/>
+      </w:r>
+      <w:r>
+        <w:rPr>
+          <w:rStyle w:val="VerbatimChar"/>
+        </w:rPr>
+        <w:t xml:space="preserve">             Bronce  Plata   Oro  Platino</w:t>
+      </w:r>
+      <w:r>
+        <w:br/>
+      </w:r>
+      <w:r>
+        <w:rPr>
+          <w:rStyle w:val="VerbatimChar"/>
+        </w:rPr>
+        <w:t xml:space="preserve">Real Bronce      20     19     0       0</w:t>
+      </w:r>
+      <w:r>
+        <w:br/>
+      </w:r>
+      <w:r>
+        <w:rPr>
+          <w:rStyle w:val="VerbatimChar"/>
+        </w:rPr>
+        <w:t xml:space="preserve">     Plata        1    147    16       0</w:t>
+      </w:r>
+      <w:r>
+        <w:br/>
+      </w:r>
+      <w:r>
+        <w:rPr>
+          <w:rStyle w:val="VerbatimChar"/>
+        </w:rPr>
+        <w:t xml:space="preserve">     Oro          0     10   180       1</w:t>
+      </w:r>
+      <w:r>
+        <w:br/>
+      </w:r>
+      <w:r>
+        <w:rPr>
+          <w:rStyle w:val="VerbatimChar"/>
+        </w:rPr>
+        <w:t xml:space="preserve">     Platino      0      0    21      35</w:t>
+      </w:r>
+      <w:r>
+        <w:br/>
+      </w:r>
+      <w:r>
+        <w:br/>
+      </w:r>
+      <w:r>
+        <w:br/>
+      </w:r>
+      <w:r>
+        <w:rPr>
+          <w:rStyle w:val="VerbatimChar"/>
+        </w:rPr>
+        <w:t xml:space="preserve">CARACTERÍSTICAS MÁS IMPORTANTES PARA SEGMENTACIÓN</w:t>
+      </w:r>
+      <w:r>
+        <w:br/>
+      </w:r>
+      <w:r>
+        <w:rPr>
+          <w:rStyle w:val="VerbatimChar"/>
+        </w:rPr>
+        <w:t xml:space="preserve">======================================================================</w:t>
+      </w:r>
+      <w:r>
+        <w:br/>
+      </w:r>
+      <w:r>
+        <w:rPr>
+          <w:rStyle w:val="VerbatimChar"/>
+        </w:rPr>
+        <w:t xml:space="preserve">  gasto_mensual             0.3186 ███████████████████████████████</w:t>
+      </w:r>
+      <w:r>
+        <w:br/>
+      </w:r>
+      <w:r>
+        <w:rPr>
+          <w:rStyle w:val="VerbatimChar"/>
+        </w:rPr>
+        <w:t xml:space="preserve">  ticket_promedio           0.2043 ████████████████████</w:t>
+      </w:r>
+      <w:r>
+        <w:br/>
+      </w:r>
+      <w:r>
+        <w:rPr>
+          <w:rStyle w:val="VerbatimChar"/>
+        </w:rPr>
+        <w:t xml:space="preserve">  num_compras_mes           0.1317 █████████████</w:t>
+      </w:r>
+      <w:r>
+        <w:br/>
+      </w:r>
+      <w:r>
+        <w:rPr>
+          <w:rStyle w:val="VerbatimChar"/>
+        </w:rPr>
+        <w:t xml:space="preserve">  frecuencia_compra         0.1266 ████████████</w:t>
+      </w:r>
+      <w:r>
+        <w:br/>
+      </w:r>
+      <w:r>
+        <w:rPr>
+          <w:rStyle w:val="VerbatimChar"/>
+        </w:rPr>
+        <w:t xml:space="preserve">  ratio_gasto_ingreso       0.1147 ███████████</w:t>
+      </w:r>
+      <w:r>
+        <w:br/>
+      </w:r>
+      <w:r>
+        <w:rPr>
+          <w:rStyle w:val="VerbatimChar"/>
+        </w:rPr>
+        <w:t xml:space="preserve">  ingreso_mensual           0.0321 ███</w:t>
+      </w:r>
+      <w:r>
+        <w:br/>
+      </w:r>
+      <w:r>
+        <w:rPr>
+          <w:rStyle w:val="VerbatimChar"/>
+        </w:rPr>
+        <w:t xml:space="preserve">  antiguedad_meses          0.0271 ██</w:t>
+      </w:r>
+      <w:r>
+        <w:br/>
+      </w:r>
+      <w:r>
+        <w:rPr>
+          <w:rStyle w:val="VerbatimChar"/>
+        </w:rPr>
+        <w:t xml:space="preserve">  visitas_web               0.0229 ██</w:t>
+      </w:r>
+      <w:r>
+        <w:br/>
+      </w:r>
+      <w:r>
+        <w:rPr>
+          <w:rStyle w:val="VerbatimChar"/>
+        </w:rPr>
+        <w:t xml:space="preserve">  edad                      0.0220 ██</w:t>
+      </w:r>
+      <w:r>
+        <w:br/>
+      </w:r>
+      <w:r>
+        <w:br/>
+      </w:r>
+      <w:r>
+        <w:br/>
+      </w:r>
+      <w:r>
+        <w:rPr>
+          <w:rStyle w:val="VerbatimChar"/>
+        </w:rPr>
+        <w:t xml:space="preserve">APLICACIÓN PRÁCTICA:</w:t>
+      </w:r>
+      <w:r>
+        <w:br/>
+      </w:r>
+      <w:r>
+        <w:rPr>
+          <w:rStyle w:val="VerbatimChar"/>
+        </w:rPr>
+        <w:t xml:space="preserve">Este modelo permite:</w:t>
+      </w:r>
+      <w:r>
+        <w:br/>
+      </w:r>
+      <w:r>
+        <w:rPr>
+          <w:rStyle w:val="VerbatimChar"/>
+        </w:rPr>
+        <w:t xml:space="preserve">  1. Clasificar automáticamente nuevos clientes</w:t>
+      </w:r>
+      <w:r>
+        <w:br/>
+      </w:r>
+      <w:r>
+        <w:rPr>
+          <w:rStyle w:val="VerbatimChar"/>
+        </w:rPr>
+        <w:t xml:space="preserve">  2. Personalizar ofertas según segmento</w:t>
+      </w:r>
+      <w:r>
+        <w:br/>
+      </w:r>
+      <w:r>
+        <w:rPr>
+          <w:rStyle w:val="VerbatimChar"/>
+        </w:rPr>
+        <w:t xml:space="preserve">  3. Identificar clientes con potencial de upgrade</w:t>
+      </w:r>
+      <w:r>
+        <w:br/>
+      </w:r>
+      <w:r>
+        <w:rPr>
+          <w:rStyle w:val="VerbatimChar"/>
+        </w:rPr>
+        <w:t xml:space="preserve">  4. Optimizar estrategias de retención</w:t>
+      </w:r>
+    </w:p>
+    <w:bookmarkEnd w:id="142"/>
+    <w:bookmarkEnd w:id="143"/>
+    <w:bookmarkStart w:id="145" w:name="ejercicios-prácticos"/>
     <w:p>
       <w:pPr>
         <w:pStyle w:val="Heading1"/>
@@ -42944,7 +46085,7 @@
         <w:t xml:space="preserve">9. Ejercicios prácticos</w:t>
       </w:r>
     </w:p>
-    <w:bookmarkStart w:id="117" w:name="X540a5ff5b6ac93ac2a23e911ee699e0384a872c"/>
+    <w:bookmarkStart w:id="144" w:name="X540a5ff5b6ac93ac2a23e911ee699e0384a872c"/>
     <w:p>
       <w:pPr>
         <w:pStyle w:val="Heading2"/>
@@ -44866,9 +48007,245 @@
         <w:t xml:space="preserve">))</w:t>
       </w:r>
     </w:p>
-    <w:bookmarkEnd w:id="117"/>
-    <w:bookmarkEnd w:id="118"/>
-    <w:bookmarkStart w:id="119" w:name="conclusión"/>
+    <w:p>
+      <w:pPr>
+        <w:pStyle w:val="SourceCode"/>
+      </w:pPr>
+      <w:r>
+        <w:br/>
+      </w:r>
+      <w:r>
+        <w:br/>
+      </w:r>
+      <w:r>
+        <w:br/>
+      </w:r>
+      <w:r>
+        <w:rPr>
+          <w:rStyle w:val="VerbatimChar"/>
+        </w:rPr>
+        <w:t xml:space="preserve">EJERCICIO: OPTIMIZACIÓN DE HIPERPARÁMETROS</w:t>
+      </w:r>
+      <w:r>
+        <w:br/>
+      </w:r>
+      <w:r>
+        <w:rPr>
+          <w:rStyle w:val="VerbatimChar"/>
+        </w:rPr>
+        <w:t xml:space="preserve">======================================================================</w:t>
+      </w:r>
+      <w:r>
+        <w:br/>
+      </w:r>
+      <w:r>
+        <w:br/>
+      </w:r>
+      <w:r>
+        <w:rPr>
+          <w:rStyle w:val="VerbatimChar"/>
+        </w:rPr>
+        <w:t xml:space="preserve">Buscando mejores hiperparámetros...</w:t>
+      </w:r>
+      <w:r>
+        <w:br/>
+      </w:r>
+      <w:r>
+        <w:rPr>
+          <w:rStyle w:val="VerbatimChar"/>
+        </w:rPr>
+        <w:t xml:space="preserve">Total combinaciones: 36</w:t>
+      </w:r>
+      <w:r>
+        <w:br/>
+      </w:r>
+      <w:r>
+        <w:br/>
+      </w:r>
+      <w:r>
+        <w:br/>
+      </w:r>
+      <w:r>
+        <w:rPr>
+          <w:rStyle w:val="VerbatimChar"/>
+        </w:rPr>
+        <w:t xml:space="preserve">MEJORES HIPERPARÁMETROS</w:t>
+      </w:r>
+      <w:r>
+        <w:br/>
+      </w:r>
+      <w:r>
+        <w:rPr>
+          <w:rStyle w:val="VerbatimChar"/>
+        </w:rPr>
+        <w:t xml:space="preserve">======================================================================</w:t>
+      </w:r>
+      <w:r>
+        <w:br/>
+      </w:r>
+      <w:r>
+        <w:rPr>
+          <w:rStyle w:val="VerbatimChar"/>
+        </w:rPr>
+        <w:t xml:space="preserve">  n_estimators: 100</w:t>
+      </w:r>
+      <w:r>
+        <w:br/>
+      </w:r>
+      <w:r>
+        <w:rPr>
+          <w:rStyle w:val="VerbatimChar"/>
+        </w:rPr>
+        <w:t xml:space="preserve">  max_depth: 5</w:t>
+      </w:r>
+      <w:r>
+        <w:br/>
+      </w:r>
+      <w:r>
+        <w:rPr>
+          <w:rStyle w:val="VerbatimChar"/>
+        </w:rPr>
+        <w:t xml:space="preserve">  min_samples_split: 10</w:t>
+      </w:r>
+      <w:r>
+        <w:br/>
+      </w:r>
+      <w:r>
+        <w:rPr>
+          <w:rStyle w:val="VerbatimChar"/>
+        </w:rPr>
+        <w:t xml:space="preserve">  CV Score: 0.8190</w:t>
+      </w:r>
+      <w:r>
+        <w:br/>
+      </w:r>
+      <w:r>
+        <w:br/>
+      </w:r>
+      <w:r>
+        <w:rPr>
+          <w:rStyle w:val="VerbatimChar"/>
+        </w:rPr>
+        <w:t xml:space="preserve">Accuracy en test: 0.8000 (80.0%)</w:t>
+      </w:r>
+      <w:r>
+        <w:br/>
+      </w:r>
+      <w:r>
+        <w:br/>
+      </w:r>
+      <w:r>
+        <w:br/>
+      </w:r>
+      <w:r>
+        <w:rPr>
+          <w:rStyle w:val="VerbatimChar"/>
+        </w:rPr>
+        <w:t xml:space="preserve">Top 10 combinaciones:</w:t>
+      </w:r>
+      <w:r>
+        <w:br/>
+      </w:r>
+      <w:r>
+        <w:rPr>
+          <w:rStyle w:val="VerbatimChar"/>
+        </w:rPr>
+        <w:t xml:space="preserve"> n_estimators max_depth  min_samples_split  cv_score</w:t>
+      </w:r>
+      <w:r>
+        <w:br/>
+      </w:r>
+      <w:r>
+        <w:rPr>
+          <w:rStyle w:val="VerbatimChar"/>
+        </w:rPr>
+        <w:t xml:space="preserve">          100         5                 10  0.819048</w:t>
+      </w:r>
+      <w:r>
+        <w:br/>
+      </w:r>
+      <w:r>
+        <w:rPr>
+          <w:rStyle w:val="VerbatimChar"/>
+        </w:rPr>
+        <w:t xml:space="preserve">          200         5                 10  0.809524</w:t>
+      </w:r>
+      <w:r>
+        <w:br/>
+      </w:r>
+      <w:r>
+        <w:rPr>
+          <w:rStyle w:val="VerbatimChar"/>
+        </w:rPr>
+        <w:t xml:space="preserve">           50         5                 20  0.800000</w:t>
+      </w:r>
+      <w:r>
+        <w:br/>
+      </w:r>
+      <w:r>
+        <w:rPr>
+          <w:rStyle w:val="VerbatimChar"/>
+        </w:rPr>
+        <w:t xml:space="preserve">           50        15                 10  0.800000</w:t>
+      </w:r>
+      <w:r>
+        <w:br/>
+      </w:r>
+      <w:r>
+        <w:rPr>
+          <w:rStyle w:val="VerbatimChar"/>
+        </w:rPr>
+        <w:t xml:space="preserve">          100        15                 10  0.800000</w:t>
+      </w:r>
+      <w:r>
+        <w:br/>
+      </w:r>
+      <w:r>
+        <w:rPr>
+          <w:rStyle w:val="VerbatimChar"/>
+        </w:rPr>
+        <w:t xml:space="preserve">          200        15                 10  0.800000</w:t>
+      </w:r>
+      <w:r>
+        <w:br/>
+      </w:r>
+      <w:r>
+        <w:rPr>
+          <w:rStyle w:val="VerbatimChar"/>
+        </w:rPr>
+        <w:t xml:space="preserve">          100      None                 10  0.800000</w:t>
+      </w:r>
+      <w:r>
+        <w:br/>
+      </w:r>
+      <w:r>
+        <w:rPr>
+          <w:rStyle w:val="VerbatimChar"/>
+        </w:rPr>
+        <w:t xml:space="preserve">           50        10                 10  0.800000</w:t>
+      </w:r>
+      <w:r>
+        <w:br/>
+      </w:r>
+      <w:r>
+        <w:rPr>
+          <w:rStyle w:val="VerbatimChar"/>
+        </w:rPr>
+        <w:t xml:space="preserve">           50      None                 20  0.800000</w:t>
+      </w:r>
+      <w:r>
+        <w:br/>
+      </w:r>
+      <w:r>
+        <w:rPr>
+          <w:rStyle w:val="VerbatimChar"/>
+        </w:rPr>
+        <w:t xml:space="preserve">           50      None                 10  0.800000</w:t>
+      </w:r>
+    </w:p>
+    <w:bookmarkEnd w:id="144"/>
+    <w:bookmarkEnd w:id="145"/>
+    <w:bookmarkStart w:id="146" w:name="conclusión"/>
     <w:p>
       <w:pPr>
         <w:pStyle w:val="Heading1"/>
@@ -44985,8 +48362,8 @@
         <w:t xml:space="preserve">Importancia de evaluar múltiples algoritmos. Usar validación cruzada. Considerar trade-offs interpretabilidad vs precisión.</w:t>
       </w:r>
     </w:p>
-    <w:bookmarkEnd w:id="119"/>
-    <w:bookmarkStart w:id="120" w:name="próximos-pasos"/>
+    <w:bookmarkEnd w:id="146"/>
+    <w:bookmarkStart w:id="147" w:name="próximos-pasos"/>
     <w:p>
       <w:pPr>
         <w:pStyle w:val="Heading1"/>
@@ -45063,8 +48440,8 @@
         <w:t xml:space="preserve">Aplicaciones económicas</w:t>
       </w:r>
     </w:p>
-    <w:bookmarkEnd w:id="120"/>
-    <w:bookmarkStart w:id="121" w:name="recursos-adicionales"/>
+    <w:bookmarkEnd w:id="147"/>
+    <w:bookmarkStart w:id="148" w:name="recursos-adicionales"/>
     <w:p>
       <w:pPr>
         <w:pStyle w:val="Heading1"/>
@@ -45129,8 +48506,8 @@
         <w:t xml:space="preserve">Papers en credit scoring y risk management</w:t>
       </w:r>
     </w:p>
-    <w:bookmarkEnd w:id="121"/>
-    <w:bookmarkStart w:id="148" w:name="publicaciones-similares"/>
+    <w:bookmarkEnd w:id="148"/>
+    <w:bookmarkStart w:id="177" w:name="publicaciones-similares"/>
     <w:p>
       <w:pPr>
         <w:pStyle w:val="Heading1"/>
@@ -45155,11 +48532,11 @@
           <w:numId w:val="1057"/>
         </w:numPr>
       </w:pPr>
-      <w:hyperlink r:id="rId122"/>
+      <w:hyperlink r:id="rId149"/>
       <w:r>
         <w:t xml:space="preserve"> </w:t>
       </w:r>
-      <w:hyperlink r:id="rId123">
+      <w:hyperlink r:id="rId150">
         <w:r>
           <w:rPr>
             <w:rStyle w:val="Hyperlink"/>
@@ -45176,11 +48553,11 @@
           <w:numId w:val="1057"/>
         </w:numPr>
       </w:pPr>
-      <w:hyperlink r:id="rId124"/>
+      <w:hyperlink r:id="rId151"/>
       <w:r>
         <w:t xml:space="preserve"> </w:t>
       </w:r>
-      <w:hyperlink r:id="rId125">
+      <w:hyperlink r:id="rId152">
         <w:r>
           <w:rPr>
             <w:rStyle w:val="Hyperlink"/>
@@ -45197,11 +48574,11 @@
           <w:numId w:val="1057"/>
         </w:numPr>
       </w:pPr>
-      <w:hyperlink r:id="rId126"/>
+      <w:hyperlink r:id="rId153"/>
       <w:r>
         <w:t xml:space="preserve"> </w:t>
       </w:r>
-      <w:hyperlink r:id="rId127">
+      <w:hyperlink r:id="rId154">
         <w:r>
           <w:rPr>
             <w:rStyle w:val="Hyperlink"/>
@@ -45218,11 +48595,11 @@
           <w:numId w:val="1057"/>
         </w:numPr>
       </w:pPr>
-      <w:hyperlink r:id="rId128"/>
+      <w:hyperlink r:id="rId155"/>
       <w:r>
         <w:t xml:space="preserve"> </w:t>
       </w:r>
-      <w:hyperlink r:id="rId129">
+      <w:hyperlink r:id="rId156">
         <w:r>
           <w:rPr>
             <w:rStyle w:val="Hyperlink"/>
@@ -45239,11 +48616,11 @@
           <w:numId w:val="1057"/>
         </w:numPr>
       </w:pPr>
-      <w:hyperlink r:id="rId130"/>
+      <w:hyperlink r:id="rId157"/>
       <w:r>
         <w:t xml:space="preserve"> </w:t>
       </w:r>
-      <w:hyperlink r:id="rId131">
+      <w:hyperlink r:id="rId158">
         <w:r>
           <w:rPr>
             <w:rStyle w:val="Hyperlink"/>
@@ -45260,11 +48637,11 @@
           <w:numId w:val="1057"/>
         </w:numPr>
       </w:pPr>
-      <w:hyperlink r:id="rId132"/>
+      <w:hyperlink r:id="rId159"/>
       <w:r>
         <w:t xml:space="preserve"> </w:t>
       </w:r>
-      <w:hyperlink r:id="rId133">
+      <w:hyperlink r:id="rId160">
         <w:r>
           <w:rPr>
             <w:rStyle w:val="Hyperlink"/>
@@ -45281,11 +48658,11 @@
           <w:numId w:val="1057"/>
         </w:numPr>
       </w:pPr>
-      <w:hyperlink r:id="rId134"/>
+      <w:hyperlink r:id="rId161"/>
       <w:r>
         <w:t xml:space="preserve"> </w:t>
       </w:r>
-      <w:hyperlink r:id="rId135">
+      <w:hyperlink r:id="rId162">
         <w:r>
           <w:rPr>
             <w:rStyle w:val="Hyperlink"/>
@@ -45302,11 +48679,11 @@
           <w:numId w:val="1057"/>
         </w:numPr>
       </w:pPr>
-      <w:hyperlink r:id="rId136"/>
+      <w:hyperlink r:id="rId163"/>
       <w:r>
         <w:t xml:space="preserve"> </w:t>
       </w:r>
-      <w:hyperlink r:id="rId137">
+      <w:hyperlink r:id="rId164">
         <w:r>
           <w:rPr>
             <w:rStyle w:val="Hyperlink"/>
@@ -45323,11 +48700,11 @@
           <w:numId w:val="1057"/>
         </w:numPr>
       </w:pPr>
-      <w:hyperlink r:id="rId138"/>
+      <w:hyperlink r:id="rId165"/>
       <w:r>
         <w:t xml:space="preserve"> </w:t>
       </w:r>
-      <w:hyperlink r:id="rId139">
+      <w:hyperlink r:id="rId166">
         <w:r>
           <w:rPr>
             <w:rStyle w:val="Hyperlink"/>
@@ -45344,11 +48721,11 @@
           <w:numId w:val="1057"/>
         </w:numPr>
       </w:pPr>
-      <w:hyperlink r:id="rId140"/>
+      <w:hyperlink r:id="rId167"/>
       <w:r>
         <w:t xml:space="preserve"> </w:t>
       </w:r>
-      <w:hyperlink r:id="rId141">
+      <w:hyperlink r:id="rId168">
         <w:r>
           <w:rPr>
             <w:rStyle w:val="Hyperlink"/>
@@ -45365,11 +48742,11 @@
           <w:numId w:val="1057"/>
         </w:numPr>
       </w:pPr>
-      <w:hyperlink r:id="rId142"/>
+      <w:hyperlink r:id="rId169"/>
       <w:r>
         <w:t xml:space="preserve"> </w:t>
       </w:r>
-      <w:hyperlink r:id="rId143">
+      <w:hyperlink r:id="rId170">
         <w:r>
           <w:rPr>
             <w:rStyle w:val="Hyperlink"/>
@@ -45386,11 +48763,11 @@
           <w:numId w:val="1057"/>
         </w:numPr>
       </w:pPr>
-      <w:hyperlink r:id="rId144"/>
+      <w:hyperlink r:id="rId171"/>
       <w:r>
         <w:t xml:space="preserve"> </w:t>
       </w:r>
-      <w:hyperlink r:id="rId145">
+      <w:hyperlink r:id="rId172">
         <w:r>
           <w:rPr>
             <w:rStyle w:val="Hyperlink"/>
@@ -45407,11 +48784,32 @@
           <w:numId w:val="1057"/>
         </w:numPr>
       </w:pPr>
-      <w:hyperlink r:id="rId146"/>
+      <w:hyperlink r:id="rId173"/>
       <w:r>
         <w:t xml:space="preserve"> </w:t>
       </w:r>
-      <w:hyperlink r:id="rId147">
+      <w:hyperlink r:id="rId174">
+        <w:r>
+          <w:rPr>
+            <w:rStyle w:val="Hyperlink"/>
+          </w:rPr>
+          <w:t xml:space="preserve">11 Validacion Cruzada Y Composicion Del Modelo Con Python</w:t>
+        </w:r>
+      </w:hyperlink>
+    </w:p>
+    <w:p>
+      <w:pPr>
+        <w:pStyle w:val="Compact"/>
+        <w:numPr>
+          <w:ilvl w:val="0"/>
+          <w:numId w:val="1057"/>
+        </w:numPr>
+      </w:pPr>
+      <w:hyperlink r:id="rId175"/>
+      <w:r>
+        <w:t xml:space="preserve"> </w:t>
+      </w:r>
+      <w:hyperlink r:id="rId176">
         <w:r>
           <w:rPr>
             <w:rStyle w:val="Hyperlink"/>
@@ -45428,7 +48826,7 @@
         <w:t xml:space="preserve">Esperamos que encuentres estas publicaciones igualmente interesantes y útiles. ¡Disfruta de la lectura!</w:t>
       </w:r>
     </w:p>
-    <w:bookmarkEnd w:id="148"/>
+    <w:bookmarkEnd w:id="177"/>
     <w:sectPr>
       <w:headerReference r:id="rId8" w:type="even"/>
       <w:headerReference r:id="rId9" w:type="default"/>
